--- a/docs/Informe Proyecto Mini-JARVIS.docx
+++ b/docs/Informe Proyecto Mini-JARVIS.docx
@@ -13,7 +13,7 @@
         <mc:AlternateContent>
           <mc:Choice Requires="wpg">
             <w:drawing>
-              <wp:anchor distT="0" distB="0" distL="114300" distR="114300" simplePos="0" relativeHeight="251661312" behindDoc="0" locked="0" layoutInCell="1" allowOverlap="1" wp14:anchorId="5EBE9113" wp14:editId="4FD06B94">
+              <wp:anchor distT="0" distB="0" distL="114300" distR="114300" simplePos="0" relativeHeight="251661312" behindDoc="0" locked="0" layoutInCell="1" allowOverlap="1" wp14:anchorId="69094C99" wp14:editId="24CC87EA">
                 <wp:simplePos x="0" y="0"/>
                 <wp:positionH relativeFrom="page">
                   <wp:posOffset>382270</wp:posOffset>
@@ -153,15 +153,7 @@
         <w:jc w:val="right"/>
       </w:pPr>
       <w:r>
-        <w:t xml:space="preserve">Viernes, 28 de </w:t>
-      </w:r>
-      <w:proofErr w:type="gramStart"/>
-      <w:r>
-        <w:t>Agosto</w:t>
-      </w:r>
-      <w:proofErr w:type="gramEnd"/>
-      <w:r>
-        <w:t xml:space="preserve"> del 2026</w:t>
+        <w:t>Viernes, 28 de Agosto del 2026</w:t>
       </w:r>
     </w:p>
     <w:p>
@@ -178,7 +170,7 @@
           <w:noProof/>
         </w:rPr>
         <w:drawing>
-          <wp:anchor distT="0" distB="0" distL="114300" distR="114300" simplePos="0" relativeHeight="251659264" behindDoc="1" locked="0" layoutInCell="1" allowOverlap="1" wp14:anchorId="09BBF944" wp14:editId="0B5659C8">
+          <wp:anchor distT="0" distB="0" distL="114300" distR="114300" simplePos="0" relativeHeight="251659264" behindDoc="1" locked="0" layoutInCell="1" allowOverlap="1" wp14:anchorId="5586D8EC" wp14:editId="313CC96D">
             <wp:simplePos x="0" y="0"/>
             <wp:positionH relativeFrom="margin">
               <wp:align>center</wp:align>
@@ -292,16 +284,7 @@
           <w:sz w:val="32"/>
           <w:szCs w:val="32"/>
         </w:rPr>
-        <w:t xml:space="preserve">Mini-JARVIS: asistente de voz en </w:t>
-      </w:r>
-      <w:r>
-        <w:rPr>
-          <w:b/>
-          <w:bCs/>
-          <w:sz w:val="32"/>
-          <w:szCs w:val="32"/>
-        </w:rPr>
-        <w:t>español</w:t>
+        <w:t>Mini-JARVIS: asistente de voz en español</w:t>
       </w:r>
     </w:p>
     <w:p>
@@ -355,31 +338,13 @@
           <w:szCs w:val="28"/>
         </w:rPr>
       </w:pPr>
-      <w:proofErr w:type="spellStart"/>
       <w:r>
         <w:rPr>
           <w:sz w:val="28"/>
           <w:szCs w:val="28"/>
         </w:rPr>
-        <w:t>Britany</w:t>
-      </w:r>
-      <w:proofErr w:type="spellEnd"/>
-      <w:r>
-        <w:rPr>
-          <w:sz w:val="28"/>
-          <w:szCs w:val="28"/>
-        </w:rPr>
-        <w:t xml:space="preserve"> Tahis Macias </w:t>
-      </w:r>
-      <w:proofErr w:type="spellStart"/>
-      <w:r>
-        <w:rPr>
-          <w:sz w:val="28"/>
-          <w:szCs w:val="28"/>
-        </w:rPr>
-        <w:t>Tapuy</w:t>
-      </w:r>
-      <w:proofErr w:type="spellEnd"/>
+        <w:t>Britany Tahis Macias Tapuy</w:t>
+      </w:r>
     </w:p>
     <w:p>
       <w:pPr>
@@ -390,11 +355,22 @@
           <w:szCs w:val="28"/>
         </w:rPr>
       </w:pPr>
-      <w:r>
+    </w:p>
+    <w:p>
+      <w:pPr>
+        <w:ind w:firstLine="0"/>
+        <w:jc w:val="center"/>
         <w:rPr>
           <w:sz w:val="28"/>
           <w:szCs w:val="28"/>
         </w:rPr>
+      </w:pPr>
+      <w:r>
+        <w:rPr>
+          <w:sz w:val="28"/>
+          <w:szCs w:val="28"/>
+        </w:rPr>
+        <w:lastRenderedPageBreak/>
         <w:t>Redes Neuronales</w:t>
       </w:r>
     </w:p>
@@ -438,7 +414,7 @@
         </w:p>
         <w:p>
           <w:pPr>
-            <w:pStyle w:val="TDC1"/>
+            <w:pStyle w:val="TDC2"/>
             <w:tabs>
               <w:tab w:val="right" w:leader="dot" w:pos="9394"/>
             </w:tabs>
@@ -461,7 +437,7 @@
           <w:r>
             <w:fldChar w:fldCharType="separate"/>
           </w:r>
-          <w:hyperlink w:anchor="_Toc238841234" w:history="1">
+          <w:hyperlink w:anchor="_Toc238843883" w:history="1">
             <w:r>
               <w:rPr>
                 <w:rStyle w:val="Hipervnculo"/>
@@ -488,7 +464,7 @@
                 <w:noProof/>
                 <w:webHidden/>
               </w:rPr>
-              <w:instrText xml:space="preserve"> PAGEREF _Toc238841234 \h </w:instrText>
+              <w:instrText xml:space="preserve"> PAGEREF _Toc238843883 \h </w:instrText>
             </w:r>
             <w:r>
               <w:rPr>
@@ -521,7 +497,7 @@
         </w:p>
         <w:p>
           <w:pPr>
-            <w:pStyle w:val="TDC1"/>
+            <w:pStyle w:val="TDC2"/>
             <w:tabs>
               <w:tab w:val="right" w:leader="dot" w:pos="9394"/>
             </w:tabs>
@@ -535,7 +511,7 @@
               <w14:ligatures w14:val="none"/>
             </w:rPr>
           </w:pPr>
-          <w:hyperlink w:anchor="_Toc238841235" w:history="1">
+          <w:hyperlink w:anchor="_Toc238843884" w:history="1">
             <w:r>
               <w:rPr>
                 <w:rStyle w:val="Hipervnculo"/>
@@ -562,7 +538,7 @@
                 <w:noProof/>
                 <w:webHidden/>
               </w:rPr>
-              <w:instrText xml:space="preserve"> PAGEREF _Toc238841235 \h </w:instrText>
+              <w:instrText xml:space="preserve"> PAGEREF _Toc238843884 \h </w:instrText>
             </w:r>
             <w:r>
               <w:rPr>
@@ -582,7 +558,7 @@
                 <w:noProof/>
                 <w:webHidden/>
               </w:rPr>
-              <w:t>3</w:t>
+              <w:t>4</w:t>
             </w:r>
             <w:r>
               <w:rPr>
@@ -595,7 +571,7 @@
         </w:p>
         <w:p>
           <w:pPr>
-            <w:pStyle w:val="TDC1"/>
+            <w:pStyle w:val="TDC2"/>
             <w:tabs>
               <w:tab w:val="right" w:leader="dot" w:pos="9394"/>
             </w:tabs>
@@ -609,7 +585,7 @@
               <w14:ligatures w14:val="none"/>
             </w:rPr>
           </w:pPr>
-          <w:hyperlink w:anchor="_Toc238841236" w:history="1">
+          <w:hyperlink w:anchor="_Toc238843885" w:history="1">
             <w:r>
               <w:rPr>
                 <w:rStyle w:val="Hipervnculo"/>
@@ -636,7 +612,7 @@
                 <w:noProof/>
                 <w:webHidden/>
               </w:rPr>
-              <w:instrText xml:space="preserve"> PAGEREF _Toc238841236 \h </w:instrText>
+              <w:instrText xml:space="preserve"> PAGEREF _Toc238843885 \h </w:instrText>
             </w:r>
             <w:r>
               <w:rPr>
@@ -669,7 +645,7 @@
         </w:p>
         <w:p>
           <w:pPr>
-            <w:pStyle w:val="TDC1"/>
+            <w:pStyle w:val="TDC2"/>
             <w:tabs>
               <w:tab w:val="right" w:leader="dot" w:pos="9394"/>
             </w:tabs>
@@ -683,7 +659,7 @@
               <w14:ligatures w14:val="none"/>
             </w:rPr>
           </w:pPr>
-          <w:hyperlink w:anchor="_Toc238841237" w:history="1">
+          <w:hyperlink w:anchor="_Toc238843886" w:history="1">
             <w:r>
               <w:rPr>
                 <w:rStyle w:val="Hipervnculo"/>
@@ -710,7 +686,7 @@
                 <w:noProof/>
                 <w:webHidden/>
               </w:rPr>
-              <w:instrText xml:space="preserve"> PAGEREF _Toc238841237 \h </w:instrText>
+              <w:instrText xml:space="preserve"> PAGEREF _Toc238843886 \h </w:instrText>
             </w:r>
             <w:r>
               <w:rPr>
@@ -743,7 +719,7 @@
         </w:p>
         <w:p>
           <w:pPr>
-            <w:pStyle w:val="TDC1"/>
+            <w:pStyle w:val="TDC2"/>
             <w:tabs>
               <w:tab w:val="right" w:leader="dot" w:pos="9394"/>
             </w:tabs>
@@ -757,7 +733,7 @@
               <w14:ligatures w14:val="none"/>
             </w:rPr>
           </w:pPr>
-          <w:hyperlink w:anchor="_Toc238841238" w:history="1">
+          <w:hyperlink w:anchor="_Toc238843887" w:history="1">
             <w:r>
               <w:rPr>
                 <w:rStyle w:val="Hipervnculo"/>
@@ -784,7 +760,7 @@
                 <w:noProof/>
                 <w:webHidden/>
               </w:rPr>
-              <w:instrText xml:space="preserve"> PAGEREF _Toc238841238 \h </w:instrText>
+              <w:instrText xml:space="preserve"> PAGEREF _Toc238843887 \h </w:instrText>
             </w:r>
             <w:r>
               <w:rPr>
@@ -817,7 +793,7 @@
         </w:p>
         <w:p>
           <w:pPr>
-            <w:pStyle w:val="TDC1"/>
+            <w:pStyle w:val="TDC2"/>
             <w:tabs>
               <w:tab w:val="right" w:leader="dot" w:pos="9394"/>
             </w:tabs>
@@ -831,7 +807,7 @@
               <w14:ligatures w14:val="none"/>
             </w:rPr>
           </w:pPr>
-          <w:hyperlink w:anchor="_Toc238841239" w:history="1">
+          <w:hyperlink w:anchor="_Toc238843888" w:history="1">
             <w:r>
               <w:rPr>
                 <w:rStyle w:val="Hipervnculo"/>
@@ -858,7 +834,7 @@
                 <w:noProof/>
                 <w:webHidden/>
               </w:rPr>
-              <w:instrText xml:space="preserve"> PAGEREF _Toc238841239 \h </w:instrText>
+              <w:instrText xml:space="preserve"> PAGEREF _Toc238843888 \h </w:instrText>
             </w:r>
             <w:r>
               <w:rPr>
@@ -891,7 +867,7 @@
         </w:p>
         <w:p>
           <w:pPr>
-            <w:pStyle w:val="TDC1"/>
+            <w:pStyle w:val="TDC2"/>
             <w:tabs>
               <w:tab w:val="right" w:leader="dot" w:pos="9394"/>
             </w:tabs>
@@ -905,7 +881,7 @@
               <w14:ligatures w14:val="none"/>
             </w:rPr>
           </w:pPr>
-          <w:hyperlink w:anchor="_Toc238841240" w:history="1">
+          <w:hyperlink w:anchor="_Toc238843889" w:history="1">
             <w:r>
               <w:rPr>
                 <w:rStyle w:val="Hipervnculo"/>
@@ -932,7 +908,7 @@
                 <w:noProof/>
                 <w:webHidden/>
               </w:rPr>
-              <w:instrText xml:space="preserve"> PAGEREF _Toc238841240 \h </w:instrText>
+              <w:instrText xml:space="preserve"> PAGEREF _Toc238843889 \h </w:instrText>
             </w:r>
             <w:r>
               <w:rPr>
@@ -965,7 +941,7 @@
         </w:p>
         <w:p>
           <w:pPr>
-            <w:pStyle w:val="TDC1"/>
+            <w:pStyle w:val="TDC2"/>
             <w:tabs>
               <w:tab w:val="right" w:leader="dot" w:pos="9394"/>
             </w:tabs>
@@ -979,7 +955,7 @@
               <w14:ligatures w14:val="none"/>
             </w:rPr>
           </w:pPr>
-          <w:hyperlink w:anchor="_Toc238841241" w:history="1">
+          <w:hyperlink w:anchor="_Toc238843890" w:history="1">
             <w:r>
               <w:rPr>
                 <w:rStyle w:val="Hipervnculo"/>
@@ -1006,7 +982,7 @@
                 <w:noProof/>
                 <w:webHidden/>
               </w:rPr>
-              <w:instrText xml:space="preserve"> PAGEREF _Toc238841241 \h </w:instrText>
+              <w:instrText xml:space="preserve"> PAGEREF _Toc238843890 \h </w:instrText>
             </w:r>
             <w:r>
               <w:rPr>
@@ -1039,7 +1015,7 @@
         </w:p>
         <w:p>
           <w:pPr>
-            <w:pStyle w:val="TDC1"/>
+            <w:pStyle w:val="TDC2"/>
             <w:tabs>
               <w:tab w:val="right" w:leader="dot" w:pos="9394"/>
             </w:tabs>
@@ -1053,7 +1029,7 @@
               <w14:ligatures w14:val="none"/>
             </w:rPr>
           </w:pPr>
-          <w:hyperlink w:anchor="_Toc238841242" w:history="1">
+          <w:hyperlink w:anchor="_Toc238843891" w:history="1">
             <w:r>
               <w:rPr>
                 <w:rStyle w:val="Hipervnculo"/>
@@ -1080,7 +1056,7 @@
                 <w:noProof/>
                 <w:webHidden/>
               </w:rPr>
-              <w:instrText xml:space="preserve"> PAGEREF _Toc238841242 \h </w:instrText>
+              <w:instrText xml:space="preserve"> PAGEREF _Toc238843891 \h </w:instrText>
             </w:r>
             <w:r>
               <w:rPr>
@@ -1113,7 +1089,7 @@
         </w:p>
         <w:p>
           <w:pPr>
-            <w:pStyle w:val="TDC1"/>
+            <w:pStyle w:val="TDC2"/>
             <w:tabs>
               <w:tab w:val="right" w:leader="dot" w:pos="9394"/>
             </w:tabs>
@@ -1127,7 +1103,7 @@
               <w14:ligatures w14:val="none"/>
             </w:rPr>
           </w:pPr>
-          <w:hyperlink w:anchor="_Toc238841243" w:history="1">
+          <w:hyperlink w:anchor="_Toc238843892" w:history="1">
             <w:r>
               <w:rPr>
                 <w:rStyle w:val="Hipervnculo"/>
@@ -1154,7 +1130,7 @@
                 <w:noProof/>
                 <w:webHidden/>
               </w:rPr>
-              <w:instrText xml:space="preserve"> PAGEREF _Toc238841243 \h </w:instrText>
+              <w:instrText xml:space="preserve"> PAGEREF _Toc238843892 \h </w:instrText>
             </w:r>
             <w:r>
               <w:rPr>
@@ -1187,7 +1163,7 @@
         </w:p>
         <w:p>
           <w:pPr>
-            <w:pStyle w:val="TDC1"/>
+            <w:pStyle w:val="TDC2"/>
             <w:tabs>
               <w:tab w:val="right" w:leader="dot" w:pos="9394"/>
             </w:tabs>
@@ -1201,7 +1177,7 @@
               <w14:ligatures w14:val="none"/>
             </w:rPr>
           </w:pPr>
-          <w:hyperlink w:anchor="_Toc238841244" w:history="1">
+          <w:hyperlink w:anchor="_Toc238843893" w:history="1">
             <w:r>
               <w:rPr>
                 <w:rStyle w:val="Hipervnculo"/>
@@ -1228,7 +1204,7 @@
                 <w:noProof/>
                 <w:webHidden/>
               </w:rPr>
-              <w:instrText xml:space="preserve"> PAGEREF _Toc238841244 \h </w:instrText>
+              <w:instrText xml:space="preserve"> PAGEREF _Toc238843893 \h </w:instrText>
             </w:r>
             <w:r>
               <w:rPr>
@@ -1248,7 +1224,7 @@
                 <w:noProof/>
                 <w:webHidden/>
               </w:rPr>
-              <w:t>14</w:t>
+              <w:t>13</w:t>
             </w:r>
             <w:r>
               <w:rPr>
@@ -1261,7 +1237,7 @@
         </w:p>
         <w:p>
           <w:pPr>
-            <w:pStyle w:val="TDC1"/>
+            <w:pStyle w:val="TDC2"/>
             <w:tabs>
               <w:tab w:val="right" w:leader="dot" w:pos="9394"/>
             </w:tabs>
@@ -1275,7 +1251,7 @@
               <w14:ligatures w14:val="none"/>
             </w:rPr>
           </w:pPr>
-          <w:hyperlink w:anchor="_Toc238841245" w:history="1">
+          <w:hyperlink w:anchor="_Toc238843894" w:history="1">
             <w:r>
               <w:rPr>
                 <w:rStyle w:val="Hipervnculo"/>
@@ -1302,7 +1278,7 @@
                 <w:noProof/>
                 <w:webHidden/>
               </w:rPr>
-              <w:instrText xml:space="preserve"> PAGEREF _Toc238841245 \h </w:instrText>
+              <w:instrText xml:space="preserve"> PAGEREF _Toc238843894 \h </w:instrText>
             </w:r>
             <w:r>
               <w:rPr>
@@ -1322,7 +1298,7 @@
                 <w:noProof/>
                 <w:webHidden/>
               </w:rPr>
-              <w:t>15</w:t>
+              <w:t>14</w:t>
             </w:r>
             <w:r>
               <w:rPr>
@@ -1335,7 +1311,7 @@
         </w:p>
         <w:p>
           <w:pPr>
-            <w:pStyle w:val="TDC1"/>
+            <w:pStyle w:val="TDC2"/>
             <w:tabs>
               <w:tab w:val="right" w:leader="dot" w:pos="9394"/>
             </w:tabs>
@@ -1349,7 +1325,7 @@
               <w14:ligatures w14:val="none"/>
             </w:rPr>
           </w:pPr>
-          <w:hyperlink w:anchor="_Toc238841246" w:history="1">
+          <w:hyperlink w:anchor="_Toc238843895" w:history="1">
             <w:r>
               <w:rPr>
                 <w:rStyle w:val="Hipervnculo"/>
@@ -1376,7 +1352,7 @@
                 <w:noProof/>
                 <w:webHidden/>
               </w:rPr>
-              <w:instrText xml:space="preserve"> PAGEREF _Toc238841246 \h </w:instrText>
+              <w:instrText xml:space="preserve"> PAGEREF _Toc238843895 \h </w:instrText>
             </w:r>
             <w:r>
               <w:rPr>
@@ -1396,7 +1372,7 @@
                 <w:noProof/>
                 <w:webHidden/>
               </w:rPr>
-              <w:t>15</w:t>
+              <w:t>14</w:t>
             </w:r>
             <w:r>
               <w:rPr>
@@ -1409,7 +1385,7 @@
         </w:p>
         <w:p>
           <w:pPr>
-            <w:pStyle w:val="TDC1"/>
+            <w:pStyle w:val="TDC2"/>
             <w:tabs>
               <w:tab w:val="right" w:leader="dot" w:pos="9394"/>
             </w:tabs>
@@ -1423,7 +1399,7 @@
               <w14:ligatures w14:val="none"/>
             </w:rPr>
           </w:pPr>
-          <w:hyperlink w:anchor="_Toc238841247" w:history="1">
+          <w:hyperlink w:anchor="_Toc238843896" w:history="1">
             <w:r>
               <w:rPr>
                 <w:rStyle w:val="Hipervnculo"/>
@@ -1450,7 +1426,7 @@
                 <w:noProof/>
                 <w:webHidden/>
               </w:rPr>
-              <w:instrText xml:space="preserve"> PAGEREF _Toc238841247 \h </w:instrText>
+              <w:instrText xml:space="preserve"> PAGEREF _Toc238843896 \h </w:instrText>
             </w:r>
             <w:r>
               <w:rPr>
@@ -1526,6 +1502,7 @@
     <w:p>
       <w:pPr>
         <w:ind w:firstLine="0"/>
+        <w:jc w:val="center"/>
         <w:rPr>
           <w:sz w:val="28"/>
           <w:szCs w:val="28"/>
@@ -1534,149 +1511,119 @@
     </w:p>
     <w:p>
       <w:pPr>
-        <w:pStyle w:val="Ttulo1"/>
-      </w:pPr>
-      <w:bookmarkStart w:id="0" w:name="_Toc238841234"/>
+        <w:ind w:firstLine="0"/>
+        <w:jc w:val="center"/>
+        <w:rPr>
+          <w:sz w:val="28"/>
+          <w:szCs w:val="28"/>
+        </w:rPr>
+      </w:pPr>
+    </w:p>
+    <w:p>
+      <w:pPr>
+        <w:ind w:firstLine="0"/>
+        <w:jc w:val="center"/>
+        <w:rPr>
+          <w:sz w:val="28"/>
+          <w:szCs w:val="28"/>
+        </w:rPr>
+      </w:pPr>
+    </w:p>
+    <w:p>
+      <w:pPr>
+        <w:ind w:firstLine="0"/>
+        <w:jc w:val="center"/>
+        <w:rPr>
+          <w:sz w:val="28"/>
+          <w:szCs w:val="28"/>
+        </w:rPr>
+      </w:pPr>
+    </w:p>
+    <w:p>
+      <w:pPr>
+        <w:ind w:firstLine="0"/>
+        <w:rPr>
+          <w:sz w:val="28"/>
+          <w:szCs w:val="28"/>
+        </w:rPr>
+      </w:pPr>
+    </w:p>
+    <w:p>
+      <w:pPr>
+        <w:pStyle w:val="Ttulo2"/>
+        <w:rPr>
+          <w:rFonts w:hint="eastAsia"/>
+        </w:rPr>
+      </w:pPr>
+      <w:bookmarkStart w:id="0" w:name="_Toc238843883"/>
+      <w:r>
+        <w:t>1. Antecedentes</w:t>
+      </w:r>
+      <w:bookmarkEnd w:id="0"/>
+    </w:p>
+    <w:p>
+      <w:r>
+        <w:t xml:space="preserve">Este proyecto consiste en un asistente conversacional por voz en </w:t>
+      </w:r>
+      <w:r>
+        <w:t>español</w:t>
+      </w:r>
+      <w:r>
+        <w:t xml:space="preserve">, al que denominé Elena. El usuario mantiene pulsado un </w:t>
+      </w:r>
+      <w:r>
+        <w:t>botón</w:t>
+      </w:r>
+      <w:r>
+        <w:t xml:space="preserve"> y habla; el sistema transcribe el audio, </w:t>
+      </w:r>
+      <w:r>
+        <w:t>envía</w:t>
+      </w:r>
+      <w:r>
+        <w:t xml:space="preserve"> el texto a un modelo de lenguaje preentrenado junto con el contexto de la </w:t>
+      </w:r>
+      <w:r>
+        <w:t>conversación</w:t>
+      </w:r>
+      <w:r>
+        <w:t>, recibe una respuesta escrita, la convierte en audio y la reproduce. Todo ocurre dentro de una ventana que indica en cada momento la etapa en la que se encuentra el sistema.</w:t>
+      </w:r>
+    </w:p>
+    <w:p>
+      <w:r>
+        <w:t xml:space="preserve">El trabajo articula dos planos. Por un lado la teoria de la arquitectura Transformer y de los modelos de lenguaje, estudiada en la asignatura. Por otro la integracion de un modelo real dentro de una </w:t>
+      </w:r>
+      <w:r>
+        <w:t>aplicación</w:t>
+      </w:r>
+      <w:r>
+        <w:t xml:space="preserve"> estable, que funcione de extremo a extremo y resuelva los fallos previsibles sin interrumpirse. No entrene ningun modelo, porque el enunciado no lo requiere y no resulta viable en el tiempo de un curso. En cambio sí inspeccioné uno internamente, con el fin de poder explicar el tratamiento que recibe una frase desde que ingresa hasta que se produce la respuesta.</w:t>
+      </w:r>
+    </w:p>
+    <w:p>
+      <w:r>
+        <w:t xml:space="preserve">El codigo fuente reside en un repositorio publico de GitHub con 81 commits distribuidos por tareas, de modo que el historial refleja el avance y no un </w:t>
+      </w:r>
+      <w:r>
+        <w:t>único</w:t>
+      </w:r>
+      <w:r>
+        <w:t xml:space="preserve"> envio final. De forma </w:t>
+      </w:r>
       <w:r>
         <w:lastRenderedPageBreak/>
-        <w:t>1. Antecedentes</w:t>
-      </w:r>
-      <w:bookmarkEnd w:id="0"/>
-    </w:p>
-    <w:p>
-      <w:r>
-        <w:t xml:space="preserve">Este proyecto consiste en un asistente conversacional por voz en </w:t>
-      </w:r>
-      <w:r>
-        <w:t>español</w:t>
-      </w:r>
-      <w:r>
-        <w:t xml:space="preserve">, al que denomine Elena. El usuario mantiene pulsado un </w:t>
-      </w:r>
-      <w:r>
-        <w:t>botón</w:t>
-      </w:r>
-      <w:r>
-        <w:t xml:space="preserve"> y habla; el sistema transcribe el audio, </w:t>
-      </w:r>
-      <w:r>
-        <w:t>envía</w:t>
-      </w:r>
-      <w:r>
-        <w:t xml:space="preserve"> el texto a un modelo de lenguaje </w:t>
-      </w:r>
-      <w:proofErr w:type="spellStart"/>
-      <w:r>
-        <w:t>pre</w:t>
-      </w:r>
-      <w:r>
-        <w:t>-</w:t>
-      </w:r>
-      <w:r>
-        <w:t>entrenado</w:t>
-      </w:r>
-      <w:proofErr w:type="spellEnd"/>
-      <w:r>
-        <w:t xml:space="preserve"> junto con el contexto de la </w:t>
-      </w:r>
-      <w:r>
-        <w:t>conversación</w:t>
-      </w:r>
-      <w:r>
-        <w:t>, recibe una respuesta escrita, la convierte en audio y la reproduce. Todo ocurre dentro de una ventana que indica en cada momento la etapa en la que se encuentra el sistema.</w:t>
-      </w:r>
-    </w:p>
-    <w:p>
-      <w:r>
-        <w:t xml:space="preserve">El trabajo articula dos planos. Por un </w:t>
-      </w:r>
-      <w:proofErr w:type="gramStart"/>
-      <w:r>
-        <w:t>lado</w:t>
-      </w:r>
-      <w:proofErr w:type="gramEnd"/>
-      <w:r>
-        <w:t xml:space="preserve"> la </w:t>
-      </w:r>
-      <w:r>
-        <w:t>teoría</w:t>
-      </w:r>
-      <w:r>
-        <w:t xml:space="preserve"> de la arquitectura Transformer y de los modelos de lenguaje, estudiada en la asignatura. Por otro la </w:t>
-      </w:r>
-      <w:r>
-        <w:t>integración</w:t>
-      </w:r>
-      <w:r>
-        <w:t xml:space="preserve"> de un modelo real dentro de una </w:t>
-      </w:r>
-      <w:r>
-        <w:t>aplicación</w:t>
-      </w:r>
-      <w:r>
-        <w:t xml:space="preserve"> estable, que funcione de extremo a extremo y resuelva los fallos previsibles sin interrumpirse. No entren</w:t>
-      </w:r>
-      <w:r>
-        <w:t>é</w:t>
-      </w:r>
-      <w:r>
-        <w:t xml:space="preserve"> </w:t>
-      </w:r>
-      <w:r>
-        <w:t>ningún</w:t>
-      </w:r>
-      <w:r>
-        <w:t xml:space="preserve"> modelo, porque el enunciado no lo requiere y no resulta viable en el tiempo de un curso. En </w:t>
-      </w:r>
-      <w:r>
-        <w:t>cambio,</w:t>
-      </w:r>
-      <w:r>
-        <w:t xml:space="preserve"> si inspeccione uno internamente, con el fin de poder explicar el tratamiento que recibe una frase desde que ingresa hasta que se produce la respuesta.</w:t>
-      </w:r>
-    </w:p>
-    <w:p>
-      <w:r>
-        <w:t xml:space="preserve">El </w:t>
-      </w:r>
-      <w:r>
-        <w:t>código</w:t>
-      </w:r>
-      <w:r>
-        <w:t xml:space="preserve"> fuente reside en un repositorio </w:t>
-      </w:r>
-      <w:r>
-        <w:t>público</w:t>
-      </w:r>
-      <w:r>
-        <w:t xml:space="preserve"> de GitHub con 77 </w:t>
-      </w:r>
-      <w:proofErr w:type="spellStart"/>
-      <w:r>
-        <w:t>commits</w:t>
-      </w:r>
-      <w:proofErr w:type="spellEnd"/>
-      <w:r>
-        <w:t xml:space="preserve"> distribuidos por tareas, de modo que el historial refleja el avance y no un </w:t>
-      </w:r>
-      <w:r>
-        <w:t>único</w:t>
-      </w:r>
-      <w:r>
-        <w:t xml:space="preserve"> </w:t>
-      </w:r>
-      <w:r>
-        <w:t>envió</w:t>
-      </w:r>
-      <w:r>
-        <w:t xml:space="preserve"> final. De forma complementaria mantengo una carpeta de control interno donde quedan registrados el plan de trabajo, las pruebas y las decisiones adoptadas, incluidas las alternativas descartadas.</w:t>
-      </w:r>
-    </w:p>
-    <w:p>
-      <w:pPr>
-        <w:pStyle w:val="Ttulo1"/>
-      </w:pPr>
-      <w:bookmarkStart w:id="1" w:name="_Toc238841235"/>
+        <w:t>complementaria mantengo una carpeta de control interno donde quedan registrados el plan de trabajo, las pruebas y las decisiones adoptadas, incluidas las alternativas descartadas.</w:t>
+      </w:r>
+    </w:p>
+    <w:p>
+      <w:pPr>
+        <w:pStyle w:val="Ttulo2"/>
+        <w:rPr>
+          <w:rFonts w:hint="eastAsia"/>
+        </w:rPr>
+      </w:pPr>
+      <w:bookmarkStart w:id="1" w:name="_Toc238843884"/>
       <w:r>
         <w:t>1.1. Objetivos Principales</w:t>
       </w:r>
@@ -1691,47 +1638,7 @@
         </w:numPr>
       </w:pPr>
       <w:r>
-        <w:t xml:space="preserve">Explicar y evidenciar, a partir de la salida real del propio programa, los conceptos de </w:t>
-      </w:r>
-      <w:proofErr w:type="spellStart"/>
-      <w:r>
-        <w:t>tokenizacion</w:t>
-      </w:r>
-      <w:proofErr w:type="spellEnd"/>
-      <w:r>
-        <w:t xml:space="preserve">, </w:t>
-      </w:r>
-      <w:proofErr w:type="spellStart"/>
-      <w:r>
-        <w:t>embeddings</w:t>
-      </w:r>
-      <w:proofErr w:type="spellEnd"/>
-      <w:r>
-        <w:t xml:space="preserve">, </w:t>
-      </w:r>
-      <w:proofErr w:type="spellStart"/>
-      <w:r>
-        <w:t>positional</w:t>
-      </w:r>
-      <w:proofErr w:type="spellEnd"/>
-      <w:r>
-        <w:t xml:space="preserve"> </w:t>
-      </w:r>
-      <w:proofErr w:type="spellStart"/>
-      <w:r>
-        <w:t>encoding</w:t>
-      </w:r>
-      <w:proofErr w:type="spellEnd"/>
-      <w:r>
-        <w:t xml:space="preserve"> y </w:t>
-      </w:r>
-      <w:proofErr w:type="spellStart"/>
-      <w:r>
-        <w:t>self-attention</w:t>
-      </w:r>
-      <w:proofErr w:type="spellEnd"/>
-      <w:r>
-        <w:t>.</w:t>
+        <w:t>Explicar y evidenciar, a partir de la salida real del propio programa, los conceptos de tokenizacion, embeddings, positional encoding y self-attention.</w:t>
       </w:r>
     </w:p>
     <w:p>
@@ -1743,21 +1650,7 @@
         </w:numPr>
       </w:pPr>
       <w:r>
-        <w:t xml:space="preserve">Integrar un modelo de lenguaje </w:t>
-      </w:r>
-      <w:proofErr w:type="spellStart"/>
-      <w:r>
-        <w:t>pre</w:t>
-      </w:r>
-      <w:r>
-        <w:t>-</w:t>
-      </w:r>
-      <w:r>
-        <w:t>entrenado</w:t>
-      </w:r>
-      <w:proofErr w:type="spellEnd"/>
-      <w:r>
-        <w:t xml:space="preserve"> en una </w:t>
+        <w:t xml:space="preserve">Integrar un modelo de lenguaje preentrenado en una </w:t>
       </w:r>
       <w:r>
         <w:t>aplicación</w:t>
@@ -1781,7 +1674,6 @@
         </w:numPr>
       </w:pPr>
       <w:r>
-        <w:lastRenderedPageBreak/>
         <w:t xml:space="preserve">Implementar el pipeline de voz completo: reconocimiento de voz, procesamiento con el modelo y </w:t>
       </w:r>
       <w:r>
@@ -1803,31 +1695,13 @@
         <w:t>Diseñar</w:t>
       </w:r>
       <w:r>
-        <w:t xml:space="preserve"> una interfaz que comunique de forma </w:t>
-      </w:r>
-      <w:r>
-        <w:t>inequívoca</w:t>
-      </w:r>
-      <w:r>
-        <w:t xml:space="preserve"> el estado del asistente, y aplicar buenas </w:t>
+        <w:t xml:space="preserve"> una interfaz que comunique de forma inequivoca el estado del asistente, y aplicar buenas </w:t>
       </w:r>
       <w:r>
         <w:t>prácticas</w:t>
       </w:r>
       <w:r>
-        <w:t xml:space="preserve"> de </w:t>
-      </w:r>
-      <w:r>
-        <w:t>ingeniería</w:t>
-      </w:r>
-      <w:r>
-        <w:t xml:space="preserve"> de software: manejo de errores, </w:t>
-      </w:r>
-      <w:r>
-        <w:t>gestión</w:t>
-      </w:r>
-      <w:r>
-        <w:t xml:space="preserve"> segura de credenciales, control de versiones y </w:t>
+        <w:t xml:space="preserve"> de ingenieria de software: manejo de errores, gestion segura de credenciales, control de versiones y </w:t>
       </w:r>
       <w:r>
         <w:t>documentación</w:t>
@@ -1851,13 +1725,7 @@
         </w:numPr>
       </w:pPr>
       <w:r>
-        <w:t xml:space="preserve">Analizar las limitaciones, los sesgos y las implicaciones </w:t>
-      </w:r>
-      <w:r>
-        <w:t>éticas</w:t>
-      </w:r>
-      <w:r>
-        <w:t xml:space="preserve"> del uso de un modelo de lenguaje en una </w:t>
+        <w:t xml:space="preserve">Analizar las limitaciones, los sesgos y las implicaciones eticas del uso de un modelo de lenguaje en una </w:t>
       </w:r>
       <w:r>
         <w:t>aplicación</w:t>
@@ -1868,12 +1736,12 @@
     </w:p>
     <w:p>
       <w:pPr>
-        <w:pStyle w:val="Ttulo1"/>
+        <w:pStyle w:val="Ttulo2"/>
         <w:rPr>
           <w:rFonts w:hint="eastAsia"/>
         </w:rPr>
       </w:pPr>
-      <w:bookmarkStart w:id="2" w:name="_Toc238841236"/>
+      <w:bookmarkStart w:id="2" w:name="_Toc238843885"/>
       <w:r>
         <w:t>1.2. Herramientas Utilizadas</w:t>
       </w:r>
@@ -1881,69 +1749,72 @@
     </w:p>
     <w:p>
       <w:r>
-        <w:t xml:space="preserve">El proyecto </w:t>
-      </w:r>
-      <w:r>
-        <w:t>está</w:t>
-      </w:r>
-      <w:r>
-        <w:t xml:space="preserve"> desarrollado en Python 3.14 sobre un entorno virtual, con todas las dependencias fijadas por </w:t>
+        <w:t xml:space="preserve">El proyecto esta desarrollado en Python 3.14 sobre un entorno virtual, con todas las dependencias fijadas por </w:t>
       </w:r>
       <w:r>
         <w:t>versión</w:t>
       </w:r>
       <w:r>
-        <w:t xml:space="preserve"> para garantizar que una </w:t>
-      </w:r>
-      <w:r>
-        <w:t>instalación</w:t>
-      </w:r>
-      <w:r>
-        <w:t xml:space="preserve"> en otra maquina reproduzca el mismo entorno.</w:t>
-      </w:r>
-    </w:p>
-    <w:p>
-      <w:r>
-        <w:t xml:space="preserve">El reconocimiento de voz emplea </w:t>
-      </w:r>
-      <w:proofErr w:type="spellStart"/>
-      <w:r>
-        <w:t>Whisper</w:t>
-      </w:r>
-      <w:proofErr w:type="spellEnd"/>
-      <w:r>
-        <w:t xml:space="preserve"> large-v3 (Radford et al., 2023), servido por </w:t>
-      </w:r>
-      <w:proofErr w:type="spellStart"/>
-      <w:r>
-        <w:t>Together</w:t>
-      </w:r>
-      <w:proofErr w:type="spellEnd"/>
-      <w:r>
-        <w:t xml:space="preserve"> AI. El procesamiento del lenguaje recae en dos modelos intercambiables desde la propia interfaz: Qwen3.8-2.4T-A95B como modelo principal y Llama-3.3-70B-Instruct-Turbo como alternativo. La </w:t>
+        <w:t xml:space="preserve"> para garantizar que una instalacion en otra </w:t>
+      </w:r>
+      <w:r>
+        <w:t>máquina</w:t>
+      </w:r>
+      <w:r>
+        <w:t xml:space="preserve"> reproduzca el mismo entorno.</w:t>
+      </w:r>
+    </w:p>
+    <w:p>
+      <w:r>
+        <w:t xml:space="preserve">El reconocimiento de voz emplea Whisper large-v3 (Radford et al., 2023), servido por Together AI. El procesamiento del lenguaje recae en dos modelos intercambiables desde la propia interfaz: Qwen3.8-2.4T-A95B como modelo principal y Llama-3.3-70B-Instruct-Turbo como </w:t>
+      </w:r>
+      <w:r>
+        <w:lastRenderedPageBreak/>
+        <w:t xml:space="preserve">alternativo. La </w:t>
       </w:r>
       <w:r>
         <w:t>síntesis</w:t>
       </w:r>
       <w:r>
-        <w:t xml:space="preserve"> de voz utiliza </w:t>
-      </w:r>
-      <w:proofErr w:type="spellStart"/>
-      <w:r>
-        <w:t>edge-tts</w:t>
-      </w:r>
-      <w:proofErr w:type="spellEnd"/>
-      <w:r>
-        <w:t xml:space="preserve">, cliente del servicio de </w:t>
+        <w:t xml:space="preserve"> de voz utiliza edge-tts, cliente del servicio de </w:t>
       </w:r>
       <w:r>
         <w:t>síntesis</w:t>
       </w:r>
       <w:r>
-        <w:t xml:space="preserve"> de Microsoft, con la voz es-AR-</w:t>
-      </w:r>
-      <w:r>
-        <w:t>Elena Neural</w:t>
+        <w:t xml:space="preserve"> de Microsoft, con la voz es-AR-ElenaNeural.</w:t>
+      </w:r>
+    </w:p>
+    <w:p>
+      <w:r>
+        <w:t xml:space="preserve">Para el funcionamiento sin </w:t>
+      </w:r>
+      <w:r>
+        <w:t>conexión</w:t>
+      </w:r>
+      <w:r>
+        <w:t xml:space="preserve">, esas tres piezas disponen de equivalentes que se ejecutan en la </w:t>
+      </w:r>
+      <w:r>
+        <w:t>máquina</w:t>
+      </w:r>
+      <w:r>
+        <w:t xml:space="preserve"> local: faster-whisper para la </w:t>
+      </w:r>
+      <w:r>
+        <w:t>transcripción</w:t>
+      </w:r>
+      <w:r>
+        <w:t xml:space="preserve">, un modelo Qwen2.5 de 0.5B para la </w:t>
+      </w:r>
+      <w:r>
+        <w:t>generación</w:t>
+      </w:r>
+      <w:r>
+        <w:t xml:space="preserve"> de respuestas y la voz del sistema operativo para la </w:t>
+      </w:r>
+      <w:r>
+        <w:t>síntesis</w:t>
       </w:r>
       <w:r>
         <w:t>.</w:t>
@@ -1951,44 +1822,97 @@
     </w:p>
     <w:p>
       <w:r>
-        <w:t xml:space="preserve">Para el funcionamiento sin </w:t>
-      </w:r>
-      <w:r>
-        <w:t>conexión</w:t>
-      </w:r>
-      <w:r>
-        <w:t xml:space="preserve">, esas tres piezas disponen de equivalentes que se ejecutan en la maquina local: </w:t>
-      </w:r>
-      <w:proofErr w:type="spellStart"/>
-      <w:r>
-        <w:t>faster-whisper</w:t>
-      </w:r>
-      <w:proofErr w:type="spellEnd"/>
-      <w:r>
-        <w:t xml:space="preserve"> para la </w:t>
-      </w:r>
-      <w:r>
-        <w:t>transcripción</w:t>
-      </w:r>
-      <w:r>
-        <w:t xml:space="preserve">, un modelo Qwen2.5 de 0.5B para la </w:t>
-      </w:r>
-      <w:r>
-        <w:t>generación</w:t>
-      </w:r>
-      <w:r>
-        <w:t xml:space="preserve"> de respuestas y la voz del sistema operativo para la </w:t>
-      </w:r>
-      <w:r>
-        <w:t>síntesis</w:t>
+        <w:t xml:space="preserve">El </w:t>
+      </w:r>
+      <w:r>
+        <w:t>módulo</w:t>
+      </w:r>
+      <w:r>
+        <w:t xml:space="preserve"> de </w:t>
+      </w:r>
+      <w:r>
+        <w:t>exploración</w:t>
+      </w:r>
+      <w:r>
+        <w:t xml:space="preserve"> utiliza BETO (Cañete et al., 2020), un modelo de aproximadamente 110 millones de </w:t>
+      </w:r>
+      <w:r>
+        <w:t>parámetros</w:t>
+      </w:r>
+      <w:r>
+        <w:t xml:space="preserve"> entrenado </w:t>
+      </w:r>
+      <w:r>
+        <w:t>únicamente</w:t>
+      </w:r>
+      <w:r>
+        <w:t xml:space="preserve"> en </w:t>
+      </w:r>
+      <w:r>
+        <w:t>español</w:t>
+      </w:r>
+      <w:r>
+        <w:t xml:space="preserve">, cargado mediante Hugging Face Transformers (s.f.) y PyTorch, con matplotlib para la </w:t>
+      </w:r>
+      <w:r>
+        <w:t>representación</w:t>
+      </w:r>
+      <w:r>
+        <w:t xml:space="preserve"> </w:t>
+      </w:r>
+      <w:r>
+        <w:t>gráfica</w:t>
+      </w:r>
+      <w:r>
+        <w:t xml:space="preserve">. La interfaz esta construida con CustomTkinter (Schimansky, s.f.). Las herramientas del asistente se apoyan en psutil para consultar el estado del equipo, ddgs para las busquedas web y httpx para la consulta meteorologica. Las pruebas </w:t>
+      </w:r>
+      <w:r>
+        <w:t>automáticas</w:t>
+      </w:r>
+      <w:r>
+        <w:t xml:space="preserve"> se ejecutan con pytest.</w:t>
+      </w:r>
+    </w:p>
+    <w:p>
+      <w:r>
+        <w:t xml:space="preserve">Conviene justificar una eleccion que puede resultar llamativa: la comunicacion con Together AI se realiza mediante la libreria de OpenAI. Together implementa una API compatible, de manera que basta con modificar la direccion del servidor. Desarrollar un cliente propio habria supuesto un esfuerzo adicional sin ninguna ventaja </w:t>
+      </w:r>
+      <w:r>
+        <w:t>técnica</w:t>
       </w:r>
       <w:r>
         <w:t>.</w:t>
       </w:r>
     </w:p>
     <w:p>
-      <w:r>
-        <w:t xml:space="preserve">El </w:t>
+      <w:pPr>
+        <w:pStyle w:val="Ttulo2"/>
+        <w:rPr>
+          <w:rFonts w:hint="eastAsia"/>
+        </w:rPr>
+      </w:pPr>
+      <w:bookmarkStart w:id="3" w:name="_Toc238843886"/>
+      <w:r>
+        <w:t xml:space="preserve">2. Proyecto Realizado (Mini-JARVIS: asistente de voz en </w:t>
+      </w:r>
+      <w:r>
+        <w:t>español</w:t>
+      </w:r>
+      <w:r>
+        <w:t>)</w:t>
+      </w:r>
+      <w:bookmarkEnd w:id="3"/>
+    </w:p>
+    <w:p>
+      <w:pPr>
+        <w:pStyle w:val="Ttulo2"/>
+        <w:rPr>
+          <w:rFonts w:hint="eastAsia"/>
+        </w:rPr>
+      </w:pPr>
+      <w:bookmarkStart w:id="4" w:name="_Toc238843887"/>
+      <w:r>
+        <w:t xml:space="preserve">2.1. La arquitectura Transformer y el </w:t>
       </w:r>
       <w:r>
         <w:t>módulo</w:t>
@@ -1999,412 +1923,80 @@
       <w:r>
         <w:t>exploración</w:t>
       </w:r>
-      <w:r>
-        <w:t xml:space="preserve"> utiliza BETO (</w:t>
-      </w:r>
-      <w:proofErr w:type="spellStart"/>
-      <w:r>
-        <w:t>Canete</w:t>
-      </w:r>
-      <w:proofErr w:type="spellEnd"/>
-      <w:r>
-        <w:t xml:space="preserve"> et al., 2020), un modelo de aproximadamente 110 millones de </w:t>
-      </w:r>
-      <w:r>
-        <w:t>parámetros</w:t>
-      </w:r>
-      <w:r>
-        <w:t xml:space="preserve"> entrenado </w:t>
-      </w:r>
-      <w:r>
-        <w:t>únicamente</w:t>
-      </w:r>
-      <w:r>
-        <w:t xml:space="preserve"> en </w:t>
-      </w:r>
-      <w:r>
-        <w:t>español</w:t>
-      </w:r>
-      <w:r>
-        <w:t xml:space="preserve">, cargado mediante </w:t>
-      </w:r>
-      <w:proofErr w:type="spellStart"/>
-      <w:r>
-        <w:t>Hugging</w:t>
-      </w:r>
-      <w:proofErr w:type="spellEnd"/>
-      <w:r>
-        <w:t xml:space="preserve"> </w:t>
-      </w:r>
-      <w:proofErr w:type="spellStart"/>
-      <w:r>
-        <w:t>Face</w:t>
-      </w:r>
-      <w:proofErr w:type="spellEnd"/>
-      <w:r>
-        <w:t xml:space="preserve"> Transformers (s.f.) y </w:t>
-      </w:r>
-      <w:proofErr w:type="spellStart"/>
-      <w:r>
-        <w:t>PyTorch</w:t>
-      </w:r>
-      <w:proofErr w:type="spellEnd"/>
-      <w:r>
-        <w:t xml:space="preserve">, con </w:t>
-      </w:r>
-      <w:proofErr w:type="spellStart"/>
-      <w:r>
-        <w:t>matplotlib</w:t>
-      </w:r>
-      <w:proofErr w:type="spellEnd"/>
-      <w:r>
-        <w:t xml:space="preserve"> para la </w:t>
+      <w:bookmarkEnd w:id="4"/>
+    </w:p>
+    <w:p>
+      <w:r>
+        <w:t xml:space="preserve">Un modelo de lenguaje no procesa letras. La primera </w:t>
+      </w:r>
+      <w:r>
+        <w:t>operación</w:t>
+      </w:r>
+      <w:r>
+        <w:t xml:space="preserve"> que se aplica a una frase es la tokenizacion: el texto se divide en unidades discretas denominadas tokens, que pueden corresponder a una palabra completa, a un fragmento de palabra o a un signo de </w:t>
+      </w:r>
+      <w:r>
+        <w:t>puntuación</w:t>
+      </w:r>
+      <w:r>
+        <w:t xml:space="preserve">, y cada unidad se sustituye por un identificador numerico. Las palabras ausentes del vocabulario del </w:t>
+      </w:r>
+      <w:r>
+        <w:lastRenderedPageBreak/>
+        <w:t xml:space="preserve">modelo se fragmentan en varias piezas. En el </w:t>
+      </w:r>
+      <w:r>
+        <w:t>módulo</w:t>
+      </w:r>
+      <w:r>
+        <w:t xml:space="preserve"> de </w:t>
+      </w:r>
+      <w:r>
+        <w:t>exploración</w:t>
+      </w:r>
+      <w:r>
+        <w:t>, la palabra Wikipedia se descompone en seis tokens.</w:t>
+      </w:r>
+    </w:p>
+    <w:p>
+      <w:r>
+        <w:t xml:space="preserve">Cada token se transforma a continuacion en un vector de alta dimensionalidad, denominado embedding, que constituye la </w:t>
       </w:r>
       <w:r>
         <w:t>representación</w:t>
       </w:r>
       <w:r>
-        <w:t xml:space="preserve"> grafica. La </w:t>
-      </w:r>
-      <w:r>
-        <w:lastRenderedPageBreak/>
-        <w:t xml:space="preserve">interfaz </w:t>
-      </w:r>
-      <w:r>
-        <w:t>está</w:t>
-      </w:r>
-      <w:r>
-        <w:t xml:space="preserve"> construida con </w:t>
-      </w:r>
-      <w:proofErr w:type="spellStart"/>
-      <w:r>
-        <w:t>CustomTkinter</w:t>
-      </w:r>
-      <w:proofErr w:type="spellEnd"/>
-      <w:r>
-        <w:t xml:space="preserve"> (</w:t>
-      </w:r>
-      <w:proofErr w:type="spellStart"/>
-      <w:r>
-        <w:t>Schimansky</w:t>
-      </w:r>
-      <w:proofErr w:type="spellEnd"/>
-      <w:r>
-        <w:t xml:space="preserve">, s.f.). Las herramientas del asistente se apoyan en </w:t>
-      </w:r>
-      <w:proofErr w:type="spellStart"/>
-      <w:r>
-        <w:t>psutil</w:t>
-      </w:r>
-      <w:proofErr w:type="spellEnd"/>
-      <w:r>
-        <w:t xml:space="preserve"> para consultar el estado del equipo, </w:t>
-      </w:r>
-      <w:proofErr w:type="spellStart"/>
-      <w:r>
-        <w:t>ddgs</w:t>
-      </w:r>
-      <w:proofErr w:type="spellEnd"/>
-      <w:r>
-        <w:t xml:space="preserve"> para las </w:t>
-      </w:r>
-      <w:r>
-        <w:t>búsquedas</w:t>
-      </w:r>
-      <w:r>
-        <w:t xml:space="preserve"> web y </w:t>
-      </w:r>
-      <w:proofErr w:type="spellStart"/>
-      <w:r>
-        <w:t>httpx</w:t>
-      </w:r>
-      <w:proofErr w:type="spellEnd"/>
-      <w:r>
-        <w:t xml:space="preserve"> para la consulta </w:t>
-      </w:r>
-      <w:r>
-        <w:t>meteorológica</w:t>
-      </w:r>
-      <w:r>
-        <w:t xml:space="preserve">. Las pruebas </w:t>
-      </w:r>
-      <w:r>
-        <w:t>automáticas</w:t>
-      </w:r>
-      <w:r>
-        <w:t xml:space="preserve"> se ejecutan con </w:t>
-      </w:r>
-      <w:proofErr w:type="spellStart"/>
-      <w:r>
-        <w:t>pytest</w:t>
-      </w:r>
-      <w:proofErr w:type="spellEnd"/>
-      <w:r>
-        <w:t>.</w:t>
-      </w:r>
-    </w:p>
-    <w:p>
-      <w:r>
-        <w:t xml:space="preserve">Conviene justificar una </w:t>
-      </w:r>
-      <w:r>
-        <w:t>elección</w:t>
-      </w:r>
-      <w:r>
-        <w:t xml:space="preserve"> que puede resultar llamativa: la </w:t>
-      </w:r>
-      <w:r>
-        <w:t>comunicación</w:t>
-      </w:r>
-      <w:r>
-        <w:t xml:space="preserve"> con </w:t>
-      </w:r>
-      <w:proofErr w:type="spellStart"/>
-      <w:r>
-        <w:t>Together</w:t>
-      </w:r>
-      <w:proofErr w:type="spellEnd"/>
-      <w:r>
-        <w:t xml:space="preserve"> AI se realiza mediante la </w:t>
-      </w:r>
-      <w:r>
-        <w:t>librería</w:t>
-      </w:r>
-      <w:r>
-        <w:t xml:space="preserve"> de </w:t>
-      </w:r>
-      <w:proofErr w:type="spellStart"/>
-      <w:r>
-        <w:t>OpenAI</w:t>
-      </w:r>
-      <w:proofErr w:type="spellEnd"/>
-      <w:r>
-        <w:t xml:space="preserve">. </w:t>
-      </w:r>
-      <w:proofErr w:type="spellStart"/>
-      <w:r>
-        <w:t>Together</w:t>
-      </w:r>
-      <w:proofErr w:type="spellEnd"/>
-      <w:r>
-        <w:t xml:space="preserve"> implementa una API compatible, de manera que basta con modificar la </w:t>
-      </w:r>
-      <w:r>
-        <w:t>dirección</w:t>
-      </w:r>
-      <w:r>
-        <w:t xml:space="preserve"> del servidor. Desarrollar un cliente propio </w:t>
-      </w:r>
-      <w:r>
-        <w:t>habría</w:t>
-      </w:r>
-      <w:r>
-        <w:t xml:space="preserve"> supuesto un esfuerzo adicional sin ninguna ventaja </w:t>
-      </w:r>
-      <w:r>
-        <w:t>técnica</w:t>
-      </w:r>
-      <w:r>
-        <w:t>.</w:t>
-      </w:r>
-    </w:p>
-    <w:p>
-      <w:pPr>
-        <w:pStyle w:val="Ttulo1"/>
-        <w:rPr>
-          <w:sz w:val="24"/>
-          <w:szCs w:val="36"/>
-        </w:rPr>
-      </w:pPr>
-      <w:bookmarkStart w:id="3" w:name="_Toc238841237"/>
-      <w:r>
-        <w:rPr>
-          <w:sz w:val="24"/>
-          <w:szCs w:val="36"/>
-        </w:rPr>
-        <w:t xml:space="preserve">2. Proyecto Realizado (Mini-JARVIS: asistente de voz en </w:t>
-      </w:r>
-      <w:r>
-        <w:rPr>
-          <w:sz w:val="24"/>
-          <w:szCs w:val="36"/>
-        </w:rPr>
-        <w:t>español</w:t>
-      </w:r>
-      <w:r>
-        <w:rPr>
-          <w:sz w:val="24"/>
-          <w:szCs w:val="36"/>
-        </w:rPr>
-        <w:t>)</w:t>
-      </w:r>
-      <w:bookmarkEnd w:id="3"/>
-    </w:p>
-    <w:p>
-      <w:pPr>
-        <w:pStyle w:val="Ttulo1"/>
-        <w:rPr>
-          <w:sz w:val="24"/>
-          <w:szCs w:val="36"/>
-        </w:rPr>
-      </w:pPr>
-      <w:bookmarkStart w:id="4" w:name="_Toc238841238"/>
-      <w:r>
-        <w:rPr>
-          <w:sz w:val="24"/>
-          <w:szCs w:val="36"/>
-        </w:rPr>
-        <w:t xml:space="preserve">2.1. La arquitectura Transformer y el </w:t>
-      </w:r>
-      <w:r>
-        <w:rPr>
-          <w:sz w:val="24"/>
-          <w:szCs w:val="36"/>
-        </w:rPr>
-        <w:t>módulo</w:t>
-      </w:r>
-      <w:r>
-        <w:rPr>
-          <w:sz w:val="24"/>
-          <w:szCs w:val="36"/>
-        </w:rPr>
-        <w:t xml:space="preserve"> de </w:t>
-      </w:r>
-      <w:r>
-        <w:rPr>
-          <w:sz w:val="24"/>
-          <w:szCs w:val="36"/>
-        </w:rPr>
-        <w:t>exploración</w:t>
-      </w:r>
-      <w:bookmarkEnd w:id="4"/>
-    </w:p>
-    <w:p>
-      <w:r>
-        <w:t xml:space="preserve">Un modelo de lenguaje no procesa letras. La primera </w:t>
-      </w:r>
-      <w:r>
-        <w:t>operación</w:t>
-      </w:r>
-      <w:r>
-        <w:t xml:space="preserve"> que se aplica a una frase es la </w:t>
-      </w:r>
-      <w:proofErr w:type="spellStart"/>
-      <w:r>
-        <w:t>tokenizacion</w:t>
-      </w:r>
-      <w:proofErr w:type="spellEnd"/>
-      <w:r>
-        <w:t xml:space="preserve">: el texto se divide en unidades discretas denominadas tokens, que pueden corresponder a una palabra completa, a un fragmento de palabra o a un signo de </w:t>
-      </w:r>
-      <w:r>
-        <w:t>puntuación</w:t>
-      </w:r>
-      <w:r>
-        <w:t xml:space="preserve">, y cada unidad se sustituye por un identificador </w:t>
-      </w:r>
-      <w:r>
-        <w:t>numérico</w:t>
-      </w:r>
-      <w:r>
-        <w:t xml:space="preserve">. Las palabras ausentes del vocabulario del modelo se fragmentan en varias piezas. En el </w:t>
-      </w:r>
-      <w:r>
-        <w:t>módulo</w:t>
-      </w:r>
-      <w:r>
-        <w:t xml:space="preserve"> de </w:t>
-      </w:r>
-      <w:r>
-        <w:t>exploración</w:t>
-      </w:r>
-      <w:r>
-        <w:t>, la palabra Wikipedia se descompone en seis tokens.</w:t>
-      </w:r>
-    </w:p>
-    <w:p>
-      <w:r>
-        <w:t xml:space="preserve">Cada token se transforma a </w:t>
-      </w:r>
-      <w:r>
-        <w:t>continuación</w:t>
-      </w:r>
-      <w:r>
-        <w:t xml:space="preserve"> en un vector de alta dimensionalidad, denominado </w:t>
-      </w:r>
-      <w:proofErr w:type="spellStart"/>
-      <w:r>
-        <w:t>embedding</w:t>
-      </w:r>
-      <w:proofErr w:type="spellEnd"/>
-      <w:r>
-        <w:t xml:space="preserve">, que constituye la </w:t>
-      </w:r>
-      <w:r>
-        <w:t>representación</w:t>
-      </w:r>
-      <w:r>
         <w:t xml:space="preserve"> del significado con la que opera el modelo. Ese vector, sin embargo, no contiene </w:t>
       </w:r>
       <w:r>
         <w:t>información</w:t>
       </w:r>
       <w:r>
-        <w:t xml:space="preserve"> sobre la </w:t>
-      </w:r>
-      <w:r>
-        <w:t>posición</w:t>
-      </w:r>
-      <w:r>
-        <w:t xml:space="preserve"> que la palabra ocupaba en la frase, y el mecanismo de </w:t>
+        <w:t xml:space="preserve"> sobre la posicion que la palabra ocupaba en la frase, y el mecanismo de </w:t>
       </w:r>
       <w:r>
         <w:t>atención</w:t>
       </w:r>
       <w:r>
-        <w:t xml:space="preserve"> tampoco la deduce, puesto que no procesa la secuencia en orden. Esa carencia la resuelve el </w:t>
-      </w:r>
-      <w:proofErr w:type="spellStart"/>
-      <w:r>
-        <w:t>positional</w:t>
-      </w:r>
-      <w:proofErr w:type="spellEnd"/>
-      <w:r>
-        <w:t xml:space="preserve"> </w:t>
-      </w:r>
-      <w:proofErr w:type="spellStart"/>
-      <w:r>
-        <w:t>encoding</w:t>
-      </w:r>
-      <w:proofErr w:type="spellEnd"/>
-      <w:r>
-        <w:t xml:space="preserve">, una </w:t>
+        <w:t xml:space="preserve"> tampoco la deduce, puesto que no procesa la secuencia en orden. Esa carencia la resuelve el positional encoding, una </w:t>
       </w:r>
       <w:r>
         <w:t>señal</w:t>
       </w:r>
       <w:r>
-        <w:t xml:space="preserve"> dependiente de la </w:t>
-      </w:r>
-      <w:r>
-        <w:t>posición</w:t>
-      </w:r>
-      <w:r>
-        <w:t xml:space="preserve"> que se suma a cada token.</w:t>
-      </w:r>
-    </w:p>
-    <w:p>
-      <w:pPr>
-        <w:spacing w:line="276" w:lineRule="auto"/>
+        <w:t xml:space="preserve"> dependiente de la posicion que se suma a cada token.</w:t>
+      </w:r>
+    </w:p>
+    <w:p>
+      <w:pPr>
         <w:jc w:val="center"/>
       </w:pPr>
       <w:r>
         <w:rPr>
           <w:noProof/>
         </w:rPr>
-        <w:lastRenderedPageBreak/>
         <w:drawing>
-          <wp:inline distT="0" distB="0" distL="0" distR="0" wp14:anchorId="0ABF0A5A" wp14:editId="5DFCD71D">
+          <wp:inline distT="0" distB="0" distL="0" distR="0" wp14:anchorId="04081F76" wp14:editId="46ABA292">
             <wp:extent cx="4500000" cy="3750000"/>
             <wp:effectExtent l="0" t="0" r="0" b="0"/>
             <wp:docPr id="1161667770" name="Picture 1161667770"/>
@@ -2443,17 +2035,9 @@
     <w:p>
       <w:pPr>
         <w:pStyle w:val="Descripcin"/>
-        <w:spacing w:line="276" w:lineRule="auto"/>
-        <w:jc w:val="center"/>
-      </w:pPr>
-      <w:r>
-        <w:t xml:space="preserve">imagen 1 Similitud entre posiciones. La diagonal se </w:t>
-      </w:r>
-      <w:r>
-        <w:t>atenúa</w:t>
-      </w:r>
-      <w:r>
-        <w:t xml:space="preserve"> con la distancia, lo que indica que el modelo codifica tanto el lugar como la proximidad.</w:t>
+      </w:pPr>
+      <w:r>
+        <w:t>imagen 1 Similitud entre posiciones. La diagonal se atenua con la distancia, lo que indica que el modelo codifica tanto el lugar como la proximidad.</w:t>
       </w:r>
     </w:p>
     <w:p>
@@ -2464,35 +2048,11 @@
         <w:t>representación</w:t>
       </w:r>
       <w:r>
-        <w:t xml:space="preserve"> opera el </w:t>
-      </w:r>
-      <w:proofErr w:type="spellStart"/>
-      <w:r>
-        <w:t>self-attention</w:t>
-      </w:r>
-      <w:proofErr w:type="spellEnd"/>
-      <w:r>
-        <w:t>, mecanismo central de la arquitectura Transformer (</w:t>
-      </w:r>
-      <w:proofErr w:type="spellStart"/>
-      <w:r>
-        <w:t>Vaswani</w:t>
-      </w:r>
-      <w:proofErr w:type="spellEnd"/>
-      <w:r>
-        <w:t xml:space="preserve"> et al., 2017). Cada token pondera su </w:t>
-      </w:r>
-      <w:r>
-        <w:t>relación</w:t>
-      </w:r>
-      <w:r>
-        <w:t xml:space="preserve"> con todos los </w:t>
-      </w:r>
-      <w:r>
-        <w:t>demás</w:t>
-      </w:r>
-      <w:r>
-        <w:t xml:space="preserve"> de la secuencia y construye </w:t>
+        <w:t xml:space="preserve"> opera el self-attention, mecanismo central de la arquitectura Transformer (Vaswani et al., 2017). Cada token pondera su relacion con todos los demas de la </w:t>
+      </w:r>
+      <w:r>
+        <w:lastRenderedPageBreak/>
+        <w:t xml:space="preserve">secuencia y construye </w:t>
       </w:r>
       <w:r>
         <w:t>así</w:t>
@@ -2510,13 +2070,7 @@
         <w:t>según</w:t>
       </w:r>
       <w:r>
-        <w:t xml:space="preserve"> el contexto: banco de rio y banco de la calle comparten </w:t>
-      </w:r>
-      <w:r>
-        <w:t>grafía</w:t>
-      </w:r>
-      <w:r>
-        <w:t xml:space="preserve">, y lo que las diferencia es el conjunto de palabras al que cada una atiende. En la </w:t>
+        <w:t xml:space="preserve"> el contexto: banco de rio y banco de la calle comparten grafia, y lo que las diferencia es el conjunto de palabras al que cada una atiende. En la </w:t>
       </w:r>
       <w:r>
         <w:t>representación</w:t>
@@ -2528,19 +2082,7 @@
         <w:t>gráfica</w:t>
       </w:r>
       <w:r>
-        <w:t xml:space="preserve">, cada fila corresponde a un token y la intensidad indica el peso asignado a los </w:t>
-      </w:r>
-      <w:r>
-        <w:t>demás</w:t>
-      </w:r>
-      <w:r>
-        <w:t xml:space="preserve">. Cada fila suma exactamente uno, ya que constituye una </w:t>
-      </w:r>
-      <w:r>
-        <w:t>distribución</w:t>
-      </w:r>
-      <w:r>
-        <w:t xml:space="preserve"> de probabilidad.</w:t>
+        <w:t>, cada fila corresponde a un token y la intensidad indica el peso asignado a los demas. Cada fila suma exactamente uno, ya que constituye una distribucion de probabilidad.</w:t>
       </w:r>
     </w:p>
     <w:p>
@@ -2551,35 +2093,7 @@
         <w:t>operación</w:t>
       </w:r>
       <w:r>
-        <w:t xml:space="preserve"> no se ejecuta una sola vez. El mecanismo se denomina </w:t>
-      </w:r>
-      <w:proofErr w:type="spellStart"/>
-      <w:r>
-        <w:t>multi-head</w:t>
-      </w:r>
-      <w:proofErr w:type="spellEnd"/>
-      <w:r>
-        <w:t xml:space="preserve"> </w:t>
-      </w:r>
-      <w:proofErr w:type="spellStart"/>
-      <w:r>
-        <w:t>attention</w:t>
-      </w:r>
-      <w:proofErr w:type="spellEnd"/>
-      <w:r>
-        <w:t xml:space="preserve"> porque el modelo realiza varias lecturas paralelas de la misma secuencia, y cada cabeza aprende a atender a un tipo distinto de </w:t>
-      </w:r>
-      <w:r>
-        <w:t>relación</w:t>
-      </w:r>
-      <w:r>
-        <w:t xml:space="preserve"> </w:t>
-      </w:r>
-      <w:r>
-        <w:t>lingüística</w:t>
-      </w:r>
-      <w:r>
-        <w:t xml:space="preserve">: la concordancia entre sujeto y verbo, la referencia de un adjetivo a su sustantivo, entre otras. El modelo empleado en el </w:t>
+        <w:t xml:space="preserve"> no se ejecuta una sola vez. El mecanismo se denomina multi-head attention porque el modelo realiza varias lecturas paralelas de la misma secuencia, y cada cabeza aprende a atender a un tipo distinto de relacion linguistica: la concordancia entre sujeto y verbo, la referencia de un adjetivo a su sustantivo, entre otras. El modelo empleado en el </w:t>
       </w:r>
       <w:r>
         <w:t>módulo</w:t>
@@ -2591,11 +2105,7 @@
         <w:t>exploración</w:t>
       </w:r>
       <w:r>
-        <w:t xml:space="preserve"> cuenta </w:t>
-      </w:r>
-      <w:r>
-        <w:lastRenderedPageBreak/>
-        <w:t xml:space="preserve">con doce capas de doce cabezas cada una, lo que produce ciento cuarenta y cuatro mapas de </w:t>
+        <w:t xml:space="preserve"> cuenta con doce capas de doce cabezas cada una, lo que produce ciento cuarenta y cuatro mapas de </w:t>
       </w:r>
       <w:r>
         <w:t>atención</w:t>
@@ -2606,7 +2116,6 @@
     </w:p>
     <w:p>
       <w:pPr>
-        <w:spacing w:line="276" w:lineRule="auto"/>
         <w:jc w:val="center"/>
       </w:pPr>
       <w:r>
@@ -2614,7 +2123,7 @@
           <w:noProof/>
         </w:rPr>
         <w:drawing>
-          <wp:inline distT="0" distB="0" distL="0" distR="0" wp14:anchorId="47D56B1F" wp14:editId="617B5A34">
+          <wp:inline distT="0" distB="0" distL="0" distR="0" wp14:anchorId="4188976D" wp14:editId="30260904">
             <wp:extent cx="4500000" cy="3857143"/>
             <wp:effectExtent l="0" t="0" r="0" b="0"/>
             <wp:docPr id="1161667771" name="Picture 1161667771"/>
@@ -2653,19 +2162,10 @@
     <w:p>
       <w:pPr>
         <w:pStyle w:val="Descripcin"/>
-        <w:spacing w:line="276" w:lineRule="auto"/>
-        <w:jc w:val="center"/>
-      </w:pPr>
-      <w:r>
-        <w:t xml:space="preserve">imagen 2 Mapa de </w:t>
-      </w:r>
-      <w:proofErr w:type="spellStart"/>
-      <w:r>
-        <w:t>self-attention</w:t>
-      </w:r>
-      <w:proofErr w:type="spellEnd"/>
-      <w:r>
-        <w:t xml:space="preserve"> correspondiente a una frase de ejemplo.</w:t>
+      </w:pPr>
+      <w:r>
+        <w:lastRenderedPageBreak/>
+        <w:t>imagen 2 Mapa de self-attention correspondiente a una frase de ejemplo.</w:t>
       </w:r>
     </w:p>
     <w:p>
@@ -2711,13 +2211,7 @@
     </w:p>
     <w:p>
       <w:r>
-        <w:t xml:space="preserve">Durante el desarrollo se </w:t>
-      </w:r>
-      <w:r>
-        <w:t>presentó</w:t>
-      </w:r>
-      <w:r>
-        <w:t xml:space="preserve"> un problema que estuvo cerca de invalidar el </w:t>
+        <w:t xml:space="preserve">Durante el desarrollo se presento un problema que estuvo cerca de invalidar el </w:t>
       </w:r>
       <w:r>
         <w:t>módulo</w:t>
@@ -2735,13 +2229,7 @@
         <w:t>vacío</w:t>
       </w:r>
       <w:r>
-        <w:t xml:space="preserve"> y no se generaba ninguna </w:t>
-      </w:r>
-      <w:r>
-        <w:t>excepción</w:t>
-      </w:r>
-      <w:r>
-        <w:t xml:space="preserve">. La causa reside en que la </w:t>
+        <w:t xml:space="preserve"> y no se generaba ninguna excepcion. La causa reside en que la </w:t>
       </w:r>
       <w:r>
         <w:t>implementación</w:t>
@@ -2753,41 +2241,13 @@
         <w:t>atención</w:t>
       </w:r>
       <w:r>
-        <w:t xml:space="preserve"> que el modelo carga por defecto no materializa esos pesos, y es necesario solicitar </w:t>
-      </w:r>
-      <w:r>
-        <w:t>explícitamente</w:t>
-      </w:r>
-      <w:r>
-        <w:t xml:space="preserve"> la </w:t>
+        <w:t xml:space="preserve"> que el modelo carga por defecto no materializa esos pesos, y es necesario solicitar explicitamente la </w:t>
       </w:r>
       <w:r>
         <w:t>implementación</w:t>
       </w:r>
       <w:r>
-        <w:t xml:space="preserve"> </w:t>
-      </w:r>
-      <w:r>
-        <w:t>clásica</w:t>
-      </w:r>
-      <w:r>
-        <w:t xml:space="preserve">. </w:t>
-      </w:r>
-      <w:r>
-        <w:lastRenderedPageBreak/>
-        <w:t xml:space="preserve">Dado que el fallo era silencioso, el </w:t>
-      </w:r>
-      <w:r>
-        <w:t>código</w:t>
-      </w:r>
-      <w:r>
-        <w:t xml:space="preserve"> incorpora ahora una </w:t>
-      </w:r>
-      <w:r>
-        <w:t>comprobación</w:t>
-      </w:r>
-      <w:r>
-        <w:t xml:space="preserve"> que verifica la existencia de los pesos y notifica el error si vuelven a llegar </w:t>
+        <w:t xml:space="preserve"> clasica. Dado que el fallo era silencioso, el codigo incorpora ahora una comprobacion que verifica la existencia de los pesos y notifica el error si vuelven a llegar </w:t>
       </w:r>
       <w:r>
         <w:t>vacíos</w:t>
@@ -2798,12 +2258,12 @@
     </w:p>
     <w:p>
       <w:pPr>
-        <w:pStyle w:val="Ttulo1"/>
+        <w:pStyle w:val="Ttulo2"/>
         <w:rPr>
           <w:rFonts w:hint="eastAsia"/>
         </w:rPr>
       </w:pPr>
-      <w:bookmarkStart w:id="5" w:name="_Toc238841239"/>
+      <w:bookmarkStart w:id="5" w:name="_Toc238843888"/>
       <w:r>
         <w:t>2.2. Del Transformer al modelo de lenguaje</w:t>
       </w:r>
@@ -2811,35 +2271,13 @@
     </w:p>
     <w:p>
       <w:r>
-        <w:t xml:space="preserve">La arquitectura Transformer original constaba de dos componentes. Un </w:t>
-      </w:r>
-      <w:proofErr w:type="spellStart"/>
-      <w:r>
-        <w:t>encoder</w:t>
-      </w:r>
-      <w:proofErr w:type="spellEnd"/>
-      <w:r>
-        <w:t xml:space="preserve">, que procesa la secuencia completa y construye su </w:t>
+        <w:t xml:space="preserve">La arquitectura Transformer original constaba de dos componentes. Un encoder, que procesa la secuencia completa y construye su </w:t>
       </w:r>
       <w:r>
         <w:t>representación</w:t>
       </w:r>
       <w:r>
-        <w:t xml:space="preserve"> atendiendo </w:t>
-      </w:r>
-      <w:r>
-        <w:t>simultáneamente</w:t>
-      </w:r>
-      <w:r>
-        <w:t xml:space="preserve"> a ambos lados de cada token, y un </w:t>
-      </w:r>
-      <w:proofErr w:type="spellStart"/>
-      <w:r>
-        <w:t>decoder</w:t>
-      </w:r>
-      <w:proofErr w:type="spellEnd"/>
-      <w:r>
-        <w:t xml:space="preserve">, que genera texto de forma secuencial y solo puede atender a lo ya producido. Este proyecto emplea ambos. El </w:t>
+        <w:t xml:space="preserve"> atendiendo simultaneamente a ambos lados de cada token, y un decoder, que genera texto de forma secuencial y solo puede atender a lo ya producido. Este proyecto emplea ambos. El </w:t>
       </w:r>
       <w:r>
         <w:t>módulo</w:t>
@@ -2851,21 +2289,7 @@
         <w:t>exploración</w:t>
       </w:r>
       <w:r>
-        <w:t xml:space="preserve"> utiliza BETO, de tipo </w:t>
-      </w:r>
-      <w:proofErr w:type="spellStart"/>
-      <w:r>
-        <w:t>encoder-only</w:t>
-      </w:r>
-      <w:proofErr w:type="spellEnd"/>
-      <w:r>
-        <w:t xml:space="preserve">, orientado a la </w:t>
-      </w:r>
-      <w:r>
-        <w:t>comprensión</w:t>
-      </w:r>
-      <w:r>
-        <w:t xml:space="preserve">, motivo por el cual sus mapas de </w:t>
+        <w:t xml:space="preserve"> utiliza BETO, de tipo encoder-only, orientado a la comprension, motivo por el cual sus mapas de </w:t>
       </w:r>
       <w:r>
         <w:t>atención</w:t>
@@ -2877,260 +2301,114 @@
         <w:t>conversación</w:t>
       </w:r>
       <w:r>
-        <w:t xml:space="preserve">, en cambio, recae en un modelo </w:t>
-      </w:r>
-      <w:proofErr w:type="spellStart"/>
-      <w:r>
-        <w:t>decoder-only</w:t>
-      </w:r>
-      <w:proofErr w:type="spellEnd"/>
+        <w:t xml:space="preserve">, en cambio, recae en un modelo decoder-only autoregresivo, arquitectura predominante en los asistentes conversacionales actuales, dado que responder exige generar texto y no </w:t>
+      </w:r>
+      <w:r>
+        <w:t>únicamente</w:t>
+      </w:r>
+      <w:r>
+        <w:t xml:space="preserve"> interpretarlo.</w:t>
+      </w:r>
+    </w:p>
+    <w:p>
+      <w:r>
+        <w:t xml:space="preserve">La </w:t>
+      </w:r>
+      <w:r>
+        <w:t>generación</w:t>
+      </w:r>
+      <w:r>
+        <w:t xml:space="preserve"> autoregresiva consiste en producir un token, incorporarlo a la propia entrada y generar el siguiente a partir del conjunto resultante. Tres </w:t>
+      </w:r>
+      <w:r>
+        <w:t>parámetros</w:t>
+      </w:r>
+      <w:r>
+        <w:t xml:space="preserve"> gobiernan esa </w:t>
+      </w:r>
+      <w:r>
+        <w:t>selección</w:t>
+      </w:r>
+      <w:r>
+        <w:t xml:space="preserve">. La </w:t>
+      </w:r>
+      <w:r>
+        <w:lastRenderedPageBreak/>
+        <w:t xml:space="preserve">temperatura regula el grado de aleatoriedad: valores proximos a cero conducen a elegir siempre el token </w:t>
+      </w:r>
+      <w:r>
+        <w:t>más</w:t>
+      </w:r>
+      <w:r>
+        <w:t xml:space="preserve"> probable, con respuestas predecibles, mientras que valores altos amplian el espacio de eleccion y aumentan tanto la originalidad como la probabilidad de error. El top_p opera de forma complementaria, restringiendo la </w:t>
+      </w:r>
+      <w:r>
+        <w:t>selección</w:t>
+      </w:r>
+      <w:r>
+        <w:t xml:space="preserve"> a los candidatos </w:t>
+      </w:r>
+      <w:r>
+        <w:t>más</w:t>
+      </w:r>
+      <w:r>
+        <w:t xml:space="preserve"> probables hasta acumular un porcentaje determinado. El maximo de tokens limita la extension de la respuesta, </w:t>
+      </w:r>
+      <w:r>
+        <w:t>parámetro</w:t>
+      </w:r>
+      <w:r>
+        <w:t xml:space="preserve"> relevante en este proyecto porque toda respuesta se reproduce en voz alta.</w:t>
+      </w:r>
+    </w:p>
+    <w:p>
+      <w:r>
+        <w:t xml:space="preserve">Un modelo de lenguaje atraviesa varias etapas antes de poder conversar. El preentrenamiento lo expone a grandes volumenes de texto y le </w:t>
+      </w:r>
+      <w:r>
+        <w:t>enseña</w:t>
+      </w:r>
       <w:r>
         <w:t xml:space="preserve"> </w:t>
       </w:r>
       <w:r>
-        <w:t>auto regresivo</w:t>
-      </w:r>
-      <w:r>
-        <w:t xml:space="preserve">, arquitectura predominante en los asistentes conversacionales actuales, dado que responder exige generar texto y no </w:t>
-      </w:r>
-      <w:r>
         <w:t>únicamente</w:t>
       </w:r>
       <w:r>
-        <w:t xml:space="preserve"> interpretarlo.</w:t>
-      </w:r>
-    </w:p>
-    <w:p>
-      <w:r>
-        <w:t xml:space="preserve">La </w:t>
-      </w:r>
-      <w:r>
-        <w:t>generación</w:t>
-      </w:r>
-      <w:r>
-        <w:t xml:space="preserve"> </w:t>
-      </w:r>
-      <w:r>
-        <w:t>auto regresiva</w:t>
-      </w:r>
-      <w:r>
-        <w:t xml:space="preserve"> consiste en producir un token, incorporarlo a la propia entrada y generar el siguiente a partir del conjunto resultante. Tres </w:t>
-      </w:r>
-      <w:r>
-        <w:t>parámetros</w:t>
-      </w:r>
-      <w:r>
-        <w:t xml:space="preserve"> gobiernan esa </w:t>
-      </w:r>
-      <w:r>
-        <w:t>selección</w:t>
-      </w:r>
-      <w:r>
-        <w:t xml:space="preserve">. La temperatura regula el grado de aleatoriedad: valores </w:t>
-      </w:r>
-      <w:r>
-        <w:t>próximos</w:t>
-      </w:r>
-      <w:r>
-        <w:t xml:space="preserve"> a cero conducen a elegir siempre el token </w:t>
-      </w:r>
-      <w:r>
-        <w:t>más</w:t>
-      </w:r>
-      <w:r>
-        <w:t xml:space="preserve"> probable, con respuestas predecibles, mientras que valores altos </w:t>
-      </w:r>
-      <w:r>
-        <w:t>amplían</w:t>
-      </w:r>
-      <w:r>
-        <w:t xml:space="preserve"> el espacio de </w:t>
-      </w:r>
-      <w:r>
-        <w:t>elección</w:t>
-      </w:r>
-      <w:r>
-        <w:t xml:space="preserve"> y aumentan tanto la originalidad como la probabilidad de error. El </w:t>
-      </w:r>
-      <w:proofErr w:type="spellStart"/>
-      <w:r>
-        <w:t>top_p</w:t>
-      </w:r>
-      <w:proofErr w:type="spellEnd"/>
-      <w:r>
-        <w:t xml:space="preserve"> opera de forma complementaria, restringiendo la </w:t>
-      </w:r>
-      <w:r>
-        <w:t>selección</w:t>
-      </w:r>
-      <w:r>
-        <w:t xml:space="preserve"> a los candidatos </w:t>
-      </w:r>
-      <w:r>
-        <w:t>más</w:t>
-      </w:r>
-      <w:r>
-        <w:t xml:space="preserve"> probables hasta acumular un porcentaje determinado. El </w:t>
-      </w:r>
-      <w:r>
-        <w:t>máximo</w:t>
-      </w:r>
-      <w:r>
-        <w:t xml:space="preserve"> de tokens limita la </w:t>
-      </w:r>
-      <w:r>
-        <w:t>extensión</w:t>
-      </w:r>
-      <w:r>
-        <w:t xml:space="preserve"> de la respuesta, </w:t>
-      </w:r>
-      <w:r>
-        <w:t>parámetro</w:t>
-      </w:r>
-      <w:r>
-        <w:t xml:space="preserve"> relevante en este proyecto porque toda respuesta se reproduce en voz alta.</w:t>
-      </w:r>
-    </w:p>
-    <w:p>
-      <w:r>
-        <w:t xml:space="preserve">Un modelo de lenguaje atraviesa varias etapas antes de poder conversar. El preentrenamiento lo expone a grandes </w:t>
-      </w:r>
-      <w:r>
-        <w:t>volúmenes</w:t>
-      </w:r>
-      <w:r>
-        <w:t xml:space="preserve"> de texto y le ensena </w:t>
-      </w:r>
-      <w:r>
-        <w:t>únicamente</w:t>
-      </w:r>
-      <w:r>
-        <w:t xml:space="preserve"> a continuar una secuencia. Un modelo que se detiene en esa fase se denomina modelo base y, ante una pregunta, </w:t>
-      </w:r>
-      <w:r>
-        <w:lastRenderedPageBreak/>
-        <w:t>tiende a prolongar el texto en lugar de responderlo. El fine-</w:t>
-      </w:r>
-      <w:proofErr w:type="spellStart"/>
-      <w:r>
-        <w:t>tuning</w:t>
-      </w:r>
-      <w:proofErr w:type="spellEnd"/>
-      <w:r>
-        <w:t xml:space="preserve"> consiste en continuar el entrenamiento con datos de un dominio concreto para especializarlo. El </w:t>
-      </w:r>
-      <w:proofErr w:type="spellStart"/>
-      <w:r>
-        <w:t>instruction-tuning</w:t>
-      </w:r>
-      <w:proofErr w:type="spellEnd"/>
-      <w:r>
-        <w:t xml:space="preserve"> es una variante de esa etapa que resulta determinante en este caso: ensena al modelo que los enunciados con forma de pregunta o de </w:t>
-      </w:r>
-      <w:r>
-        <w:t>instrucción</w:t>
-      </w:r>
-      <w:r>
-        <w:t xml:space="preserve"> deben responderse. Los modelos empleados incorporan el termino </w:t>
-      </w:r>
-      <w:proofErr w:type="spellStart"/>
-      <w:r>
-        <w:t>Instruct</w:t>
-      </w:r>
-      <w:proofErr w:type="spellEnd"/>
-      <w:r>
-        <w:t xml:space="preserve"> en su identificador precisamente por haber atravesado esa fase. Sin ella el </w:t>
-      </w:r>
-      <w:proofErr w:type="spellStart"/>
-      <w:r>
-        <w:t>system</w:t>
-      </w:r>
-      <w:proofErr w:type="spellEnd"/>
-      <w:r>
-        <w:t xml:space="preserve"> </w:t>
-      </w:r>
-      <w:proofErr w:type="spellStart"/>
-      <w:r>
-        <w:t>prompt</w:t>
-      </w:r>
-      <w:proofErr w:type="spellEnd"/>
-      <w:r>
-        <w:t xml:space="preserve"> </w:t>
-      </w:r>
-      <w:r>
-        <w:t>carecería</w:t>
-      </w:r>
-      <w:r>
-        <w:t xml:space="preserve"> de efecto, ya que un modelo base no obedece </w:t>
-      </w:r>
-      <w:proofErr w:type="gramStart"/>
-      <w:r>
-        <w:t>instrucciones</w:t>
-      </w:r>
-      <w:proofErr w:type="gramEnd"/>
-      <w:r>
-        <w:t xml:space="preserve"> sino que las continua.</w:t>
-      </w:r>
-    </w:p>
-    <w:p>
-      <w:r>
-        <w:t xml:space="preserve">El </w:t>
-      </w:r>
-      <w:proofErr w:type="spellStart"/>
-      <w:r>
-        <w:t>system</w:t>
-      </w:r>
-      <w:proofErr w:type="spellEnd"/>
-      <w:r>
-        <w:t xml:space="preserve"> </w:t>
-      </w:r>
-      <w:proofErr w:type="spellStart"/>
-      <w:r>
-        <w:t>prompt</w:t>
-      </w:r>
-      <w:proofErr w:type="spellEnd"/>
-      <w:r>
-        <w:t xml:space="preserve"> es el </w:t>
+        <w:t xml:space="preserve"> a continuar una secuencia. Un modelo que se detiene en esa fase se denomina modelo base y, ante una pregunta, tiende a prolongar el texto en lugar de responderlo. El fine-tuning consiste en continuar el entrenamiento con datos de un dominio concreto para especializarlo. El instruction-tuning es una variante de esa etapa que resulta determinante en este caso: </w:t>
+      </w:r>
+      <w:r>
+        <w:t>enseña</w:t>
+      </w:r>
+      <w:r>
+        <w:t xml:space="preserve"> al modelo que los enunciados con forma de pregunta o de instruccion deben responderse. Los modelos empleados incorporan el termino Instruct en su identificador precisamente por haber atravesado esa fase. Sin ella el system prompt careceria de efecto, ya que un modelo base no obedece instrucciones sino que las continua.</w:t>
+      </w:r>
+    </w:p>
+    <w:p>
+      <w:r>
+        <w:t xml:space="preserve">El system prompt es el </w:t>
       </w:r>
       <w:r>
         <w:t>único</w:t>
       </w:r>
       <w:r>
-        <w:t xml:space="preserve"> elemento que define la personalidad del asistente. Establece su nombre, su </w:t>
-      </w:r>
-      <w:r>
-        <w:t>condición</w:t>
-      </w:r>
-      <w:r>
-        <w:t xml:space="preserve"> de sistema </w:t>
+        <w:t xml:space="preserve"> elemento que define la personalidad del asistente. Establece su nombre, su condicion de sistema </w:t>
       </w:r>
       <w:r>
         <w:t>automático</w:t>
       </w:r>
       <w:r>
-        <w:t xml:space="preserve"> y el estilo de </w:t>
-      </w:r>
-      <w:r>
-        <w:t>redacción</w:t>
-      </w:r>
-      <w:r>
-        <w:t xml:space="preserve"> exigido: frases breves, sin listas ni </w:t>
-      </w:r>
-      <w:r>
-        <w:t>símbolos</w:t>
-      </w:r>
-      <w:r>
-        <w:t xml:space="preserve"> de formato, dado que el texto se convierte en audio.</w:t>
-      </w:r>
-    </w:p>
-    <w:p>
-      <w:pPr>
-        <w:pStyle w:val="Ttulo1"/>
+        <w:t xml:space="preserve"> y el estilo de redaccion exigido: frases breves, sin listas ni simbolos de formato, dado que el texto se convierte en audio.</w:t>
+      </w:r>
+    </w:p>
+    <w:p>
+      <w:pPr>
+        <w:pStyle w:val="Ttulo2"/>
         <w:rPr>
           <w:rFonts w:hint="eastAsia"/>
         </w:rPr>
       </w:pPr>
-      <w:bookmarkStart w:id="6" w:name="_Toc238841240"/>
+      <w:bookmarkStart w:id="6" w:name="_Toc238843889"/>
       <w:r>
         <w:t xml:space="preserve">2.3. El recorrido de la voz: </w:t>
       </w:r>
@@ -3147,25 +2425,7 @@
     </w:p>
     <w:p>
       <w:r>
-        <w:t xml:space="preserve">El </w:t>
-      </w:r>
-      <w:r>
-        <w:t>código</w:t>
-      </w:r>
-      <w:r>
-        <w:t xml:space="preserve"> </w:t>
-      </w:r>
-      <w:r>
-        <w:t>está</w:t>
-      </w:r>
-      <w:r>
-        <w:t xml:space="preserve"> organizado por responsabilidades. Un paquete para el </w:t>
-      </w:r>
-      <w:r>
-        <w:t>núcleo</w:t>
-      </w:r>
-      <w:r>
-        <w:t xml:space="preserve">, que agrupa la captura de audio, la </w:t>
+        <w:t xml:space="preserve">El codigo esta organizado por responsabilidades. Un paquete para el nucleo, que agrupa la captura de audio, la </w:t>
       </w:r>
       <w:r>
         <w:t>transcripción</w:t>
@@ -3177,7 +2437,11 @@
         <w:t>gráfica</w:t>
       </w:r>
       <w:r>
-        <w:t xml:space="preserve">, otro para las herramientas y otro para el </w:t>
+        <w:t xml:space="preserve">, otro para las herramientas y otro </w:t>
+      </w:r>
+      <w:r>
+        <w:lastRenderedPageBreak/>
+        <w:t xml:space="preserve">para el </w:t>
       </w:r>
       <w:r>
         <w:t>módulo</w:t>
@@ -3212,13 +2476,7 @@
     </w:p>
     <w:p>
       <w:r>
-        <w:t xml:space="preserve">La </w:t>
-      </w:r>
-      <w:r>
-        <w:t>grabación</w:t>
-      </w:r>
-      <w:r>
-        <w:t xml:space="preserve"> se produce mientras el </w:t>
+        <w:t xml:space="preserve">La grabacion se produce mientras el </w:t>
       </w:r>
       <w:r>
         <w:t>botón</w:t>
@@ -3230,19 +2488,7 @@
         <w:t>envía</w:t>
       </w:r>
       <w:r>
-        <w:t xml:space="preserve"> a transcribir. La </w:t>
-      </w:r>
-      <w:r>
-        <w:t>grabación</w:t>
-      </w:r>
-      <w:r>
-        <w:t xml:space="preserve"> no se escribe en disco en </w:t>
-      </w:r>
-      <w:r>
-        <w:t>ningún</w:t>
-      </w:r>
-      <w:r>
-        <w:t xml:space="preserve"> momento: permanece en memoria, se transcribe y se descarta.</w:t>
+        <w:t xml:space="preserve"> a transcribir. La grabacion no se escribe en disco en ningun momento: permanece en memoria, se transcribe y se descarta.</w:t>
       </w:r>
     </w:p>
     <w:p>
@@ -3253,53 +2499,13 @@
         <w:t>envía</w:t>
       </w:r>
       <w:r>
-        <w:t xml:space="preserve"> al modelo </w:t>
-      </w:r>
-      <w:r>
-        <w:t>acompañado</w:t>
-      </w:r>
-      <w:r>
-        <w:t xml:space="preserve"> del </w:t>
-      </w:r>
-      <w:proofErr w:type="spellStart"/>
-      <w:r>
-        <w:t>system</w:t>
-      </w:r>
-      <w:proofErr w:type="spellEnd"/>
-      <w:r>
-        <w:t xml:space="preserve"> </w:t>
-      </w:r>
-      <w:proofErr w:type="spellStart"/>
-      <w:r>
-        <w:t>prompt</w:t>
-      </w:r>
-      <w:proofErr w:type="spellEnd"/>
-      <w:r>
-        <w:t xml:space="preserve"> y de los </w:t>
-      </w:r>
-      <w:r>
-        <w:t>últimos</w:t>
-      </w:r>
-      <w:r>
-        <w:t xml:space="preserve"> turnos de la </w:t>
+        <w:t xml:space="preserve"> al modelo acompanado del system prompt y de los ultimos turnos de la </w:t>
       </w:r>
       <w:r>
         <w:t>conversación</w:t>
       </w:r>
       <w:r>
-        <w:t xml:space="preserve">. En este punto interviene la ventana de contexto, que delimita la cantidad </w:t>
-      </w:r>
-      <w:r>
-        <w:t>máxima</w:t>
-      </w:r>
-      <w:r>
-        <w:t xml:space="preserve"> de texto que el modelo puede procesar en una sola </w:t>
-      </w:r>
-      <w:r>
-        <w:t>petición</w:t>
-      </w:r>
-      <w:r>
-        <w:t xml:space="preserve">. El modelo no conserva </w:t>
+        <w:t xml:space="preserve">. En este punto interviene la ventana de contexto, que delimita la cantidad maxima de texto que el modelo puede procesar en una sola peticion. El modelo no conserva </w:t>
       </w:r>
       <w:r>
         <w:t>información</w:t>
@@ -3311,17 +2517,7 @@
         <w:t>conversación</w:t>
       </w:r>
       <w:r>
-        <w:t xml:space="preserve"> se obtiene </w:t>
-      </w:r>
-      <w:r>
-        <w:lastRenderedPageBreak/>
-        <w:t xml:space="preserve">reenviando el historial completo en cada turno. Puesto que ese historial no puede crecer indefinidamente sin exceder la ventana ni incrementar el coste, el sistema conserva los diez </w:t>
-      </w:r>
-      <w:r>
-        <w:t>últimos</w:t>
-      </w:r>
-      <w:r>
-        <w:t xml:space="preserve"> turnos y descarta el </w:t>
+        <w:t xml:space="preserve"> se obtiene reenviando el historial completo en cada turno. Puesto que ese historial no puede crecer indefinidamente sin exceder la ventana ni incrementar el coste, el sistema conserva los diez ultimos turnos y descarta el </w:t>
       </w:r>
       <w:r>
         <w:t>más</w:t>
@@ -3350,39 +2546,17 @@
     </w:p>
     <w:p>
       <w:r>
-        <w:t xml:space="preserve">La respuesta generada se convierte en audio y se reproduce. El estilo breve impuesto por el </w:t>
-      </w:r>
-      <w:proofErr w:type="spellStart"/>
-      <w:r>
-        <w:t>system</w:t>
-      </w:r>
-      <w:proofErr w:type="spellEnd"/>
-      <w:r>
-        <w:t xml:space="preserve"> </w:t>
-      </w:r>
-      <w:proofErr w:type="spellStart"/>
-      <w:r>
-        <w:t>prompt</w:t>
-      </w:r>
-      <w:proofErr w:type="spellEnd"/>
-      <w:r>
-        <w:t xml:space="preserve"> responde a esta </w:t>
-      </w:r>
-      <w:r>
-        <w:t>última</w:t>
-      </w:r>
-      <w:r>
-        <w:t xml:space="preserve"> etapa, ya que los elementos de formato carecen de equivalente hablado.</w:t>
-      </w:r>
-    </w:p>
-    <w:p>
-      <w:pPr>
-        <w:pStyle w:val="Ttulo1"/>
+        <w:t>La respuesta generada se convierte en audio y se reproduce. El estilo breve impuesto por el system prompt responde a esta ultima etapa, ya que los elementos de formato carecen de equivalente hablado.</w:t>
+      </w:r>
+    </w:p>
+    <w:p>
+      <w:pPr>
+        <w:pStyle w:val="Ttulo2"/>
         <w:rPr>
           <w:rFonts w:hint="eastAsia"/>
         </w:rPr>
       </w:pPr>
-      <w:bookmarkStart w:id="7" w:name="_Toc238841241"/>
+      <w:bookmarkStart w:id="7" w:name="_Toc238843890"/>
       <w:r>
         <w:t>2.4. La interfaz y los estados del asistente</w:t>
       </w:r>
@@ -3390,13 +2564,7 @@
     </w:p>
     <w:p>
       <w:r>
-        <w:t xml:space="preserve">La ventana se organiza en dos columnas. La izquierda contiene un indicador circular que </w:t>
-      </w:r>
-      <w:r>
-        <w:t>varía</w:t>
-      </w:r>
-      <w:r>
-        <w:t xml:space="preserve"> </w:t>
+        <w:t xml:space="preserve">La ventana se organiza en dos columnas. La izquierda contiene un indicador circular que varia </w:t>
       </w:r>
       <w:r>
         <w:t>según</w:t>
@@ -3425,16 +2593,16 @@
     </w:p>
     <w:p>
       <w:pPr>
-        <w:spacing w:line="276" w:lineRule="auto"/>
         <w:jc w:val="center"/>
       </w:pPr>
       <w:r>
         <w:rPr>
           <w:noProof/>
         </w:rPr>
+        <w:lastRenderedPageBreak/>
         <w:drawing>
-          <wp:inline distT="0" distB="0" distL="0" distR="0" wp14:anchorId="544063D7" wp14:editId="45431EF9">
-            <wp:extent cx="5040000" cy="3124800"/>
+          <wp:inline distT="0" distB="0" distL="0" distR="0" wp14:anchorId="3E349ED1" wp14:editId="03BD92E5">
+            <wp:extent cx="5040000" cy="3267256"/>
             <wp:effectExtent l="0" t="0" r="0" b="0"/>
             <wp:docPr id="1161667772" name="Picture 1161667772"/>
             <wp:cNvGraphicFramePr>
@@ -3444,7 +2612,7 @@
               <a:graphicData uri="http://schemas.openxmlformats.org/drawingml/2006/picture">
                 <pic:pic xmlns:pic="http://schemas.openxmlformats.org/drawingml/2006/picture">
                   <pic:nvPicPr>
-                    <pic:cNvPr id="0" name="T-20-reposo.png"/>
+                    <pic:cNvPr id="0" name="T-22-respondiendo.png"/>
                     <pic:cNvPicPr/>
                   </pic:nvPicPr>
                   <pic:blipFill>
@@ -3456,7 +2624,7 @@
                   <pic:spPr>
                     <a:xfrm>
                       <a:off x="0" y="0"/>
-                      <a:ext cx="5040000" cy="3124800"/>
+                      <a:ext cx="5040000" cy="3267256"/>
                     </a:xfrm>
                     <a:prstGeom prst="rect">
                       <a:avLst/>
@@ -3472,86 +2640,21 @@
     <w:p>
       <w:pPr>
         <w:pStyle w:val="Descripcin"/>
-        <w:spacing w:line="276" w:lineRule="auto"/>
-        <w:jc w:val="center"/>
-      </w:pPr>
-      <w:r>
-        <w:t xml:space="preserve">imagen 3 Interfaz en estado de reposo, con los controles y el </w:t>
-      </w:r>
-      <w:r>
-        <w:t>módulo</w:t>
-      </w:r>
-      <w:r>
-        <w:t xml:space="preserve"> de </w:t>
-      </w:r>
-      <w:r>
-        <w:t>exploración</w:t>
-      </w:r>
-      <w:r>
-        <w:t xml:space="preserve"> en la columna derecha.</w:t>
-      </w:r>
-    </w:p>
-    <w:p>
-      <w:pPr>
-        <w:spacing w:line="276" w:lineRule="auto"/>
-        <w:jc w:val="center"/>
-      </w:pPr>
-      <w:r>
-        <w:rPr>
-          <w:noProof/>
-        </w:rPr>
-        <w:lastRenderedPageBreak/>
-        <w:drawing>
-          <wp:inline distT="0" distB="0" distL="0" distR="0" wp14:anchorId="3B081791" wp14:editId="407CD8BD">
-            <wp:extent cx="5040000" cy="3124800"/>
-            <wp:effectExtent l="0" t="0" r="0" b="0"/>
-            <wp:docPr id="1161667773" name="Picture 1161667773"/>
-            <wp:cNvGraphicFramePr>
-              <a:graphicFrameLocks xmlns:a="http://schemas.openxmlformats.org/drawingml/2006/main" noChangeAspect="1"/>
-            </wp:cNvGraphicFramePr>
-            <a:graphic xmlns:a="http://schemas.openxmlformats.org/drawingml/2006/main">
-              <a:graphicData uri="http://schemas.openxmlformats.org/drawingml/2006/picture">
-                <pic:pic xmlns:pic="http://schemas.openxmlformats.org/drawingml/2006/picture">
-                  <pic:nvPicPr>
-                    <pic:cNvPr id="0" name="T-20-escuchando.png"/>
-                    <pic:cNvPicPr/>
-                  </pic:nvPicPr>
-                  <pic:blipFill>
-                    <a:blip r:embed="rId12"/>
-                    <a:stretch>
-                      <a:fillRect/>
-                    </a:stretch>
-                  </pic:blipFill>
-                  <pic:spPr>
-                    <a:xfrm>
-                      <a:off x="0" y="0"/>
-                      <a:ext cx="5040000" cy="3124800"/>
-                    </a:xfrm>
-                    <a:prstGeom prst="rect">
-                      <a:avLst/>
-                    </a:prstGeom>
-                  </pic:spPr>
-                </pic:pic>
-              </a:graphicData>
-            </a:graphic>
-          </wp:inline>
-        </w:drawing>
-      </w:r>
-    </w:p>
-    <w:p>
-      <w:pPr>
-        <w:pStyle w:val="Descripcin"/>
-        <w:spacing w:line="276" w:lineRule="auto"/>
-        <w:jc w:val="center"/>
-      </w:pPr>
-      <w:r>
-        <w:t xml:space="preserve">imagen 4 Estado de escucha: el indicador responde durante la </w:t>
-      </w:r>
-      <w:r>
-        <w:t>grabación</w:t>
-      </w:r>
-      <w:r>
-        <w:t>.</w:t>
+      </w:pPr>
+      <w:r>
+        <w:t xml:space="preserve">imagen 3 La </w:t>
+      </w:r>
+      <w:r>
+        <w:t>aplicación</w:t>
+      </w:r>
+      <w:r>
+        <w:t xml:space="preserve"> durante un turno real. El indicador muestra el estado Respondiendo, la </w:t>
+      </w:r>
+      <w:r>
+        <w:t>conversación</w:t>
+      </w:r>
+      <w:r>
+        <w:t xml:space="preserve"> registra el uso de una herramienta y el contador senala un turno de los diez que caben en memoria.</w:t>
       </w:r>
     </w:p>
     <w:p>
@@ -3562,39 +2665,13 @@
         <w:t>conversación</w:t>
       </w:r>
       <w:r>
-        <w:t xml:space="preserve"> se disponen controles orientados a la </w:t>
-      </w:r>
-      <w:r>
-        <w:t>demostración</w:t>
-      </w:r>
-      <w:r>
-        <w:t xml:space="preserve"> de los conceptos </w:t>
-      </w:r>
-      <w:r>
-        <w:t>teóricos</w:t>
-      </w:r>
-      <w:r>
-        <w:t xml:space="preserve">: un selector de modelo, deslizadores de temperatura y </w:t>
-      </w:r>
-      <w:proofErr w:type="spellStart"/>
-      <w:r>
-        <w:t>top_p</w:t>
-      </w:r>
-      <w:proofErr w:type="spellEnd"/>
-      <w:r>
-        <w:t xml:space="preserve">, y un contador de memoria que advierte cuando el turno </w:t>
+        <w:t xml:space="preserve"> se disponen controles orientados a la demostracion de los conceptos teoricos: un selector de modelo, deslizadores de temperatura y top_p, y un contador de memoria que advierte cuando el turno </w:t>
       </w:r>
       <w:r>
         <w:t>más</w:t>
       </w:r>
       <w:r>
-        <w:t xml:space="preserve"> antiguo va a descartarse. El deslizador de temperatura alcanza un </w:t>
-      </w:r>
-      <w:r>
-        <w:t>máximo</w:t>
-      </w:r>
-      <w:r>
-        <w:t xml:space="preserve"> de 1.4 y no de 2 por una </w:t>
+        <w:t xml:space="preserve"> antiguo va a descartarse. El deslizador de temperatura alcanza un maximo de 1.4 y no de 2 por una </w:t>
       </w:r>
       <w:r>
         <w:t>razón</w:t>
@@ -3604,83 +2681,8 @@
       </w:r>
     </w:p>
     <w:p>
-      <w:pPr>
-        <w:spacing w:line="276" w:lineRule="auto"/>
-        <w:jc w:val="center"/>
-      </w:pPr>
-      <w:r>
-        <w:rPr>
-          <w:noProof/>
-        </w:rPr>
-        <w:lastRenderedPageBreak/>
-        <w:drawing>
-          <wp:inline distT="0" distB="0" distL="0" distR="0" wp14:anchorId="109393F1" wp14:editId="089F50C2">
-            <wp:extent cx="5040000" cy="3124800"/>
-            <wp:effectExtent l="0" t="0" r="0" b="0"/>
-            <wp:docPr id="1161667774" name="Picture 1161667774"/>
-            <wp:cNvGraphicFramePr>
-              <a:graphicFrameLocks xmlns:a="http://schemas.openxmlformats.org/drawingml/2006/main" noChangeAspect="1"/>
-            </wp:cNvGraphicFramePr>
-            <a:graphic xmlns:a="http://schemas.openxmlformats.org/drawingml/2006/main">
-              <a:graphicData uri="http://schemas.openxmlformats.org/drawingml/2006/picture">
-                <pic:pic xmlns:pic="http://schemas.openxmlformats.org/drawingml/2006/picture">
-                  <pic:nvPicPr>
-                    <pic:cNvPr id="0" name="T-20-atencion.png"/>
-                    <pic:cNvPicPr/>
-                  </pic:nvPicPr>
-                  <pic:blipFill>
-                    <a:blip r:embed="rId13"/>
-                    <a:stretch>
-                      <a:fillRect/>
-                    </a:stretch>
-                  </pic:blipFill>
-                  <pic:spPr>
-                    <a:xfrm>
-                      <a:off x="0" y="0"/>
-                      <a:ext cx="5040000" cy="3124800"/>
-                    </a:xfrm>
-                    <a:prstGeom prst="rect">
-                      <a:avLst/>
-                    </a:prstGeom>
-                  </pic:spPr>
-                </pic:pic>
-              </a:graphicData>
-            </a:graphic>
-          </wp:inline>
-        </w:drawing>
-      </w:r>
-    </w:p>
-    <w:p>
-      <w:pPr>
-        <w:pStyle w:val="Descripcin"/>
-        <w:spacing w:line="276" w:lineRule="auto"/>
-        <w:jc w:val="center"/>
-      </w:pPr>
-      <w:r>
-        <w:t xml:space="preserve">imagen 5 Mapa de </w:t>
-      </w:r>
-      <w:r>
-        <w:t>atención</w:t>
-      </w:r>
-      <w:r>
-        <w:t xml:space="preserve"> generado desde la propia </w:t>
-      </w:r>
-      <w:r>
-        <w:t>aplicación</w:t>
-      </w:r>
-      <w:r>
-        <w:t>.</w:t>
-      </w:r>
-    </w:p>
-    <w:p>
-      <w:r>
-        <w:t xml:space="preserve">Los fallos previsibles </w:t>
-      </w:r>
-      <w:r>
-        <w:t>están</w:t>
-      </w:r>
-      <w:r>
-        <w:t xml:space="preserve"> contemplados y ninguno interrumpe la </w:t>
+      <w:r>
+        <w:t xml:space="preserve">Los fallos previsibles estan contemplados y ninguno interrumpe la </w:t>
       </w:r>
       <w:r>
         <w:t>ejecución</w:t>
@@ -3692,19 +2694,7 @@
         <w:t>conexión</w:t>
       </w:r>
       <w:r>
-        <w:t xml:space="preserve">, audio no reconocido, respuesta </w:t>
-      </w:r>
-      <w:r>
-        <w:t>vacía</w:t>
-      </w:r>
-      <w:r>
-        <w:t xml:space="preserve">, credencial incorrecta y tiempo de respuesta excesivo. Cada </w:t>
-      </w:r>
-      <w:r>
-        <w:t>situación</w:t>
-      </w:r>
-      <w:r>
-        <w:t xml:space="preserve"> dispone de un mensaje especifico, dado que un mensaje que atribuye el fallo a una causa equivocada resulta </w:t>
+        <w:t xml:space="preserve">, audio no reconocido, respuesta vacia, credencial incorrecta y tiempo de respuesta excesivo. Cada situacion dispone de un mensaje especifico, dado que un mensaje que atribuye el fallo a una causa equivocada resulta </w:t>
       </w:r>
       <w:r>
         <w:t>más</w:t>
@@ -3740,173 +2730,37 @@
         <w:t>únicamente</w:t>
       </w:r>
       <w:r>
-        <w:t xml:space="preserve"> mediante color: siempre lo </w:t>
-      </w:r>
-      <w:r>
-        <w:t>acompaña</w:t>
-      </w:r>
-      <w:r>
-        <w:t xml:space="preserve"> una </w:t>
-      </w:r>
-      <w:r>
-        <w:t>indicación</w:t>
-      </w:r>
-      <w:r>
-        <w:t xml:space="preserve"> textual.</w:t>
-      </w:r>
-    </w:p>
-    <w:p>
-      <w:pPr>
-        <w:pStyle w:val="Ttulo1"/>
+        <w:t xml:space="preserve"> mediante color: siempre lo acompana una indicacion textual.</w:t>
+      </w:r>
+    </w:p>
+    <w:p>
+      <w:pPr>
+        <w:pStyle w:val="Ttulo2"/>
         <w:rPr>
           <w:rFonts w:hint="eastAsia"/>
         </w:rPr>
       </w:pPr>
-      <w:bookmarkStart w:id="8" w:name="_Toc238841242"/>
-      <w:r>
+      <w:bookmarkStart w:id="8" w:name="_Toc238843891"/>
+      <w:r>
+        <w:lastRenderedPageBreak/>
         <w:t>2.5. Herramientas y funcionamiento sin internet</w:t>
       </w:r>
       <w:bookmarkEnd w:id="8"/>
     </w:p>
     <w:p>
       <w:r>
-        <w:t xml:space="preserve">El asistente no se limita a conversar, sino que ejecuta acciones sobre el sistema mediante </w:t>
-      </w:r>
-      <w:proofErr w:type="spellStart"/>
-      <w:r>
-        <w:t>tool</w:t>
-      </w:r>
-      <w:proofErr w:type="spellEnd"/>
-      <w:r>
-        <w:t xml:space="preserve"> </w:t>
-      </w:r>
-      <w:proofErr w:type="spellStart"/>
-      <w:r>
-        <w:t>calling</w:t>
-      </w:r>
-      <w:proofErr w:type="spellEnd"/>
-      <w:r>
-        <w:t xml:space="preserve">. El modelo recibe la </w:t>
-      </w:r>
-      <w:r>
-        <w:t>relación</w:t>
-      </w:r>
-      <w:r>
-        <w:t xml:space="preserve"> de operaciones disponibles y, cuando la </w:t>
-      </w:r>
-      <w:r>
-        <w:t>petición</w:t>
-      </w:r>
-      <w:r>
-        <w:t xml:space="preserve"> lo requiere, responde solicitando una de ellas en lugar de generar texto. El sistema dispone de diez: calculo </w:t>
-      </w:r>
-      <w:r>
-        <w:t>aritmético</w:t>
-      </w:r>
-      <w:r>
-        <w:t xml:space="preserve">, consulta de hora, consulta </w:t>
-      </w:r>
-      <w:r>
-        <w:t>meteorológica</w:t>
-      </w:r>
-      <w:r>
-        <w:t xml:space="preserve">, estado del equipo, </w:t>
-      </w:r>
-      <w:r>
-        <w:t>búsqueda</w:t>
-      </w:r>
-      <w:r>
-        <w:t xml:space="preserve"> web, apertura de </w:t>
-      </w:r>
-      <w:r>
-        <w:t>páginas</w:t>
-      </w:r>
-      <w:r>
-        <w:t xml:space="preserve">, control de volumen, control de brillo, apertura de carpetas y </w:t>
-      </w:r>
-      <w:r>
-        <w:t>reproducción</w:t>
-      </w:r>
-      <w:r>
-        <w:t xml:space="preserve"> de video.</w:t>
-      </w:r>
-    </w:p>
-    <w:p>
-      <w:r>
-        <w:lastRenderedPageBreak/>
+        <w:t>El asistente no se limita a conversar, sino que ejecuta acciones sobre el sistema mediante tool calling. El modelo recibe la relacion de operaciones disponibles y, cuando la peticion lo requiere, responde solicitando una de ellas en lugar de generar texto. El sistema dispone de diez: calculo aritmetico, consulta de hora, consulta meteorologica, estado del equipo, busqueda web, apertura de paginas, control de volumen, control de brillo, apertura de carpetas y reproduccion de video.</w:t>
+      </w:r>
+    </w:p>
+    <w:p>
+      <w:r>
         <w:t xml:space="preserve">Toda </w:t>
       </w:r>
       <w:r>
         <w:t>operación</w:t>
       </w:r>
       <w:r>
-        <w:t xml:space="preserve"> que </w:t>
-      </w:r>
-      <w:r>
-        <w:t>actúa</w:t>
-      </w:r>
-      <w:r>
-        <w:t xml:space="preserve"> sobre el sistema atraviesa previamente una lista blanca. La calculadora, por ejemplo, no recurre a la </w:t>
-      </w:r>
-      <w:r>
-        <w:t>función</w:t>
-      </w:r>
-      <w:r>
-        <w:t xml:space="preserve"> de </w:t>
-      </w:r>
-      <w:r>
-        <w:t>evaluación</w:t>
-      </w:r>
-      <w:r>
-        <w:t xml:space="preserve"> de Python, que </w:t>
-      </w:r>
-      <w:r>
-        <w:t>ejecutaría</w:t>
-      </w:r>
-      <w:r>
-        <w:t xml:space="preserve"> cualquier </w:t>
-      </w:r>
-      <w:r>
-        <w:t>expresión</w:t>
-      </w:r>
-      <w:r>
-        <w:t xml:space="preserve"> generada por el modelo; en su lugar analiza </w:t>
-      </w:r>
-      <w:r>
-        <w:t>sintácticamente</w:t>
-      </w:r>
-      <w:r>
-        <w:t xml:space="preserve"> la </w:t>
-      </w:r>
-      <w:r>
-        <w:t>expresión</w:t>
-      </w:r>
-      <w:r>
-        <w:t xml:space="preserve"> y admite exclusivamente operaciones </w:t>
-      </w:r>
-      <w:r>
-        <w:t>aritméticas</w:t>
-      </w:r>
-      <w:r>
-        <w:t xml:space="preserve">. Las </w:t>
-      </w:r>
-      <w:r>
-        <w:t>páginas</w:t>
-      </w:r>
-      <w:r>
-        <w:t xml:space="preserve"> y las carpetas accesibles proceden igualmente de una </w:t>
-      </w:r>
-      <w:r>
-        <w:t>relación</w:t>
-      </w:r>
-      <w:r>
-        <w:t xml:space="preserve"> cerrada. El modelo propone la </w:t>
-      </w:r>
-      <w:r>
-        <w:t>acción</w:t>
-      </w:r>
-      <w:r>
-        <w:t xml:space="preserve">, pero la </w:t>
+        <w:t xml:space="preserve"> que actua sobre el sistema atraviesa previamente una lista blanca. La calculadora, por ejemplo, no recurre a la funcion de evaluacion de Python, que ejecutaria cualquier expresion generada por el modelo; en su lugar analiza sintacticamente la expresion y admite exclusivamente operaciones aritmeticas. Las paginas y las carpetas accesibles proceden igualmente de una relacion cerrada. El modelo propone la accion, pero la </w:t>
       </w:r>
       <w:r>
         <w:t>decisión</w:t>
@@ -3929,31 +2783,13 @@
         <w:t>conexión</w:t>
       </w:r>
       <w:r>
-        <w:t xml:space="preserve">. Ante una </w:t>
-      </w:r>
-      <w:r>
-        <w:t>caída</w:t>
-      </w:r>
-      <w:r>
-        <w:t xml:space="preserve"> de red, las tres piezas del pipeline conmutan </w:t>
+        <w:t xml:space="preserve">. Ante una caida de red, las tres piezas del pipeline conmutan </w:t>
       </w:r>
       <w:r>
         <w:t>automáticamente</w:t>
       </w:r>
       <w:r>
-        <w:t xml:space="preserve"> a sus equivalentes locales y la interfaz </w:t>
-      </w:r>
-      <w:r>
-        <w:t>señala</w:t>
-      </w:r>
-      <w:r>
-        <w:t xml:space="preserve"> el cambio de modo. La calidad de las respuestas disminuye de forma apreciable, dado que el modelo local es aproximadamente mil veces menor que el remoto. A cambio, el sistema sigue operativo, mientras que sin este mecanismo una </w:t>
-      </w:r>
-      <w:r>
-        <w:t>pérdida</w:t>
-      </w:r>
-      <w:r>
-        <w:t xml:space="preserve"> de </w:t>
+        <w:t xml:space="preserve"> a sus equivalentes locales y la interfaz senala el cambio de modo. La calidad de las respuestas disminuye de forma apreciable, dado que el modelo local es aproximadamente mil veces menor que el remoto. A cambio, el sistema sigue operativo, mientras que sin este mecanismo una perdida de </w:t>
       </w:r>
       <w:r>
         <w:t>conexión</w:t>
@@ -3964,25 +2800,7 @@
     </w:p>
     <w:p>
       <w:r>
-        <w:t xml:space="preserve">La </w:t>
-      </w:r>
-      <w:r>
-        <w:t>conmutación</w:t>
-      </w:r>
-      <w:r>
-        <w:t xml:space="preserve"> distingue entre una </w:t>
-      </w:r>
-      <w:r>
-        <w:t>caída</w:t>
-      </w:r>
-      <w:r>
-        <w:t xml:space="preserve"> de red y una credencial mal configurada. En el segundo caso el sistema no cambia a modo local, puesto que hacerlo </w:t>
-      </w:r>
-      <w:r>
-        <w:t>ocultaría</w:t>
-      </w:r>
-      <w:r>
-        <w:t xml:space="preserve"> un error de </w:t>
+        <w:t xml:space="preserve">La conmutacion distingue entre una caida de red y una credencial mal configurada. En el segundo caso el sistema no cambia a modo local, puesto que hacerlo ocultaria un error de </w:t>
       </w:r>
       <w:r>
         <w:t>configuración</w:t>
@@ -3993,13 +2811,14 @@
     </w:p>
     <w:p>
       <w:pPr>
-        <w:pStyle w:val="Ttulo1"/>
+        <w:pStyle w:val="Ttulo2"/>
         <w:rPr>
           <w:rFonts w:hint="eastAsia"/>
         </w:rPr>
       </w:pPr>
-      <w:bookmarkStart w:id="9" w:name="_Toc238841243"/>
-      <w:r>
+      <w:bookmarkStart w:id="9" w:name="_Toc238843892"/>
+      <w:r>
+        <w:lastRenderedPageBreak/>
         <w:t xml:space="preserve">2.6. Decisiones de </w:t>
       </w:r>
       <w:r>
@@ -4015,33 +2834,7 @@
         <w:t>conversación</w:t>
       </w:r>
       <w:r>
-        <w:t xml:space="preserve"> se ejecuta en un hilo independiente que se crea y finaliza con el propio turno. La alternativa </w:t>
-      </w:r>
-      <w:r>
-        <w:t>consistía</w:t>
-      </w:r>
-      <w:r>
-        <w:t xml:space="preserve"> en construir el sistema sobre </w:t>
-      </w:r>
-      <w:proofErr w:type="spellStart"/>
-      <w:r>
-        <w:t>asyncio</w:t>
-      </w:r>
-      <w:proofErr w:type="spellEnd"/>
-      <w:r>
-        <w:t xml:space="preserve">, </w:t>
-      </w:r>
-      <w:r>
-        <w:t>opción</w:t>
-      </w:r>
-      <w:r>
-        <w:t xml:space="preserve"> </w:t>
-      </w:r>
-      <w:r>
-        <w:t>técnicamente</w:t>
-      </w:r>
-      <w:r>
-        <w:t xml:space="preserve"> </w:t>
+        <w:t xml:space="preserve"> se ejecuta en un hilo independiente que se crea y finaliza con el propio turno. La alternativa consistia en construir el sistema sobre asyncio, opcion tecnicamente </w:t>
       </w:r>
       <w:r>
         <w:t>más</w:t>
@@ -4053,25 +2846,7 @@
         <w:t>gráfica</w:t>
       </w:r>
       <w:r>
-        <w:t xml:space="preserve"> no es </w:t>
-      </w:r>
-      <w:r>
-        <w:t>asíncrona</w:t>
-      </w:r>
-      <w:r>
-        <w:t xml:space="preserve"> y su </w:t>
-      </w:r>
-      <w:r>
-        <w:t>combinación</w:t>
-      </w:r>
-      <w:r>
-        <w:t xml:space="preserve"> exige un puente que introduce fallos </w:t>
-      </w:r>
-      <w:r>
-        <w:t>difíciles</w:t>
-      </w:r>
-      <w:r>
-        <w:t xml:space="preserve"> de reproducir. Un hilo por turno resulta </w:t>
+        <w:t xml:space="preserve"> no es asincrona y su combinacion exige un puente que introduce fallos dificiles de reproducir. Un hilo por turno resulta </w:t>
       </w:r>
       <w:r>
         <w:t>más</w:t>
@@ -4082,20 +2857,7 @@
     </w:p>
     <w:p>
       <w:r>
-        <w:lastRenderedPageBreak/>
-        <w:t xml:space="preserve">La </w:t>
-      </w:r>
-      <w:r>
-        <w:t>elección</w:t>
-      </w:r>
-      <w:r>
-        <w:t xml:space="preserve"> de dos modelos de familias distintas, en lugar de dos </w:t>
-      </w:r>
-      <w:r>
-        <w:t>tamaños</w:t>
-      </w:r>
-      <w:r>
-        <w:t xml:space="preserve"> de la misma, responde a una incidencia real. A tres </w:t>
+        <w:t xml:space="preserve">La eleccion de dos modelos de familias distintas, en lugar de dos tamanos de la misma, responde a una incidencia real. A tres </w:t>
       </w:r>
       <w:r>
         <w:t>días</w:t>
@@ -4107,44 +2869,18 @@
         <w:t>verificación</w:t>
       </w:r>
       <w:r>
-        <w:t xml:space="preserve"> de los 169 modelos del </w:t>
-      </w:r>
-      <w:r>
-        <w:t>catálogo</w:t>
-      </w:r>
-      <w:r>
-        <w:t xml:space="preserve"> revelo que </w:t>
+        <w:t xml:space="preserve"> de los 169 modelos del catalogo revelo que </w:t>
       </w:r>
       <w:r>
         <w:t>únicamente</w:t>
       </w:r>
       <w:r>
-        <w:t xml:space="preserve"> veinte </w:t>
-      </w:r>
-      <w:r>
-        <w:t>respondían</w:t>
-      </w:r>
-      <w:r>
-        <w:t xml:space="preserve">. Si ambos modelos pertenecen a la misma familia, una incidencia del proveedor puede afectarlos </w:t>
-      </w:r>
-      <w:r>
-        <w:t>simultáneamente</w:t>
-      </w:r>
-      <w:r>
-        <w:t>.</w:t>
-      </w:r>
-    </w:p>
-    <w:p>
-      <w:r>
-        <w:t xml:space="preserve">La memoria conversacional se trunca por turnos y no por tokens. El recuento exacto de tokens requiere el </w:t>
-      </w:r>
-      <w:proofErr w:type="spellStart"/>
-      <w:r>
-        <w:t>tokenizador</w:t>
-      </w:r>
-      <w:proofErr w:type="spellEnd"/>
-      <w:r>
-        <w:t xml:space="preserve"> del proveedor y depende de la </w:t>
+        <w:t xml:space="preserve"> veinte respondian. Si ambos modelos pertenecen a la misma familia, una incidencia del proveedor puede afectarlos simultaneamente.</w:t>
+      </w:r>
+    </w:p>
+    <w:p>
+      <w:r>
+        <w:t xml:space="preserve">La memoria conversacional se trunca por turnos y no por tokens. El recuento exacto de tokens requiere el tokenizador del proveedor y depende de la </w:t>
       </w:r>
       <w:r>
         <w:t>conexión</w:t>
@@ -4167,12 +2903,12 @@
     </w:p>
     <w:p>
       <w:pPr>
-        <w:pStyle w:val="Ttulo1"/>
+        <w:pStyle w:val="Ttulo2"/>
         <w:rPr>
           <w:rFonts w:hint="eastAsia"/>
         </w:rPr>
       </w:pPr>
-      <w:bookmarkStart w:id="10" w:name="_Toc238841244"/>
+      <w:bookmarkStart w:id="10" w:name="_Toc238843893"/>
       <w:r>
         <w:t>2.7. Limitaciones conocidas</w:t>
       </w:r>
@@ -4180,13 +2916,7 @@
     </w:p>
     <w:p>
       <w:r>
-        <w:t xml:space="preserve">La </w:t>
-      </w:r>
-      <w:r>
-        <w:t>limitación</w:t>
-      </w:r>
-      <w:r>
-        <w:t xml:space="preserve"> </w:t>
+        <w:t xml:space="preserve">La limitacion </w:t>
       </w:r>
       <w:r>
         <w:t>más</w:t>
@@ -4198,51 +2928,12 @@
         <w:t>generación</w:t>
       </w:r>
       <w:r>
-        <w:t xml:space="preserve"> de contenido incorrecto. El modelo puede producir un dato falso y expresarlo con el mismo grado de seguridad que uno verificado. No se trata de un defecto del programa sino de una </w:t>
-      </w:r>
-      <w:r>
-        <w:t>característica</w:t>
-      </w:r>
-      <w:r>
-        <w:t xml:space="preserve"> inherente al funcionamiento de los modelos de lenguaje, por lo que no admite </w:t>
-      </w:r>
-      <w:r>
-        <w:t>corrección</w:t>
-      </w:r>
-      <w:r>
-        <w:t xml:space="preserve"> mediante </w:t>
-      </w:r>
-      <w:r>
-        <w:t>código</w:t>
-      </w:r>
-      <w:r>
-        <w:t xml:space="preserve">. La medida adoptada es informativa: el asistente advierte al iniciarse de su naturaleza </w:t>
-      </w:r>
-      <w:r>
-        <w:t>automática</w:t>
-      </w:r>
-      <w:r>
-        <w:t xml:space="preserve"> y de la posibilidad de error, y la misma advertencia figura en su </w:t>
-      </w:r>
-      <w:proofErr w:type="spellStart"/>
-      <w:r>
-        <w:t>system</w:t>
-      </w:r>
-      <w:proofErr w:type="spellEnd"/>
-      <w:r>
-        <w:t xml:space="preserve"> </w:t>
-      </w:r>
-      <w:proofErr w:type="spellStart"/>
-      <w:r>
-        <w:t>prompt</w:t>
-      </w:r>
-      <w:proofErr w:type="spellEnd"/>
-      <w:r>
-        <w:t>.</w:t>
-      </w:r>
-    </w:p>
-    <w:p>
-      <w:r>
+        <w:t xml:space="preserve"> de contenido incorrecto. El modelo puede producir un dato falso y expresarlo con el mismo grado de seguridad que uno verificado. No se trata de un defecto del programa sino de una caracteristica inherente al funcionamiento de los modelos de lenguaje, por lo que no admite correccion mediante codigo. La medida adoptada es informativa: el asistente advierte al iniciarse de su naturaleza automatica y de la posibilidad de error, y la misma advertencia figura en su system prompt.</w:t>
+      </w:r>
+    </w:p>
+    <w:p>
+      <w:r>
+        <w:lastRenderedPageBreak/>
         <w:t xml:space="preserve">El rendimiento sin </w:t>
       </w:r>
       <w:r>
@@ -4261,23 +2952,7 @@
         <w:t>transcripción</w:t>
       </w:r>
       <w:r>
-        <w:t xml:space="preserve"> pierde fiabilidad en presencia de ruido ambiental o cuando la distancia al </w:t>
-      </w:r>
-      <w:r>
-        <w:t>micrófono</w:t>
-      </w:r>
-      <w:r>
-        <w:t xml:space="preserve"> es excesiva, y en tales casos el modelo responde a un enunciado que el usuario no formulo. Por </w:t>
-      </w:r>
-      <w:r>
-        <w:t>último</w:t>
-      </w:r>
-      <w:r>
-        <w:t xml:space="preserve">, el sistema </w:t>
-      </w:r>
-      <w:r>
-        <w:lastRenderedPageBreak/>
-        <w:t xml:space="preserve">no identifica a su interlocutor, por lo que no resulta apropiado para aplicaciones que requieran </w:t>
+        <w:t xml:space="preserve"> pierde fiabilidad en presencia de ruido ambiental o cuando la distancia al microfono es excesiva, y en tales casos el modelo responde a un enunciado que el usuario no formulo. Por ultimo, el sistema no identifica a su interlocutor, por lo que no resulta apropiado para aplicaciones que requieran </w:t>
       </w:r>
       <w:r>
         <w:t>autenticación</w:t>
@@ -4288,12 +2963,12 @@
     </w:p>
     <w:p>
       <w:pPr>
-        <w:pStyle w:val="Ttulo1"/>
+        <w:pStyle w:val="Ttulo2"/>
         <w:rPr>
           <w:rFonts w:hint="eastAsia"/>
         </w:rPr>
       </w:pPr>
-      <w:bookmarkStart w:id="11" w:name="_Toc238841245"/>
+      <w:bookmarkStart w:id="11" w:name="_Toc238843894"/>
       <w:r>
         <w:t>2.8. Pruebas realizadas</w:t>
       </w:r>
@@ -4313,25 +2988,13 @@
         <w:t>conexión</w:t>
       </w:r>
       <w:r>
-        <w:t xml:space="preserve">, </w:t>
-      </w:r>
-      <w:r>
-        <w:t>micrófono</w:t>
-      </w:r>
-      <w:r>
-        <w:t xml:space="preserve"> ni consumo de la API. Cubren el </w:t>
+        <w:t xml:space="preserve">, microfono ni consumo de la API. Cubren el </w:t>
       </w:r>
       <w:r>
         <w:t>análisis</w:t>
       </w:r>
       <w:r>
-        <w:t xml:space="preserve"> de las respuestas del modelo, la memoria conversacional y su truncado, las diez herramientas, el tratamiento de cada tipo de error y la </w:t>
-      </w:r>
-      <w:r>
-        <w:t>conmutación</w:t>
-      </w:r>
-      <w:r>
-        <w:t xml:space="preserve"> a modo local.</w:t>
+        <w:t xml:space="preserve"> de las respuestas del modelo, la memoria conversacional y su truncado, las diez herramientas, el tratamiento de cada tipo de error y la conmutacion a modo local.</w:t>
       </w:r>
     </w:p>
     <w:p>
@@ -4342,27 +3005,7 @@
         <w:t>además</w:t>
       </w:r>
       <w:r>
-        <w:t xml:space="preserve"> un conjunto de verificaciones que no admiten </w:t>
-      </w:r>
-      <w:r>
-        <w:t>automatización</w:t>
-      </w:r>
-      <w:r>
-        <w:t xml:space="preserve">, por tratarse de comprobaciones perceptivas: la naturalidad de la voz sintetizada, la </w:t>
-      </w:r>
-      <w:proofErr w:type="spellStart"/>
-      <w:r>
-        <w:t>distinguibilidad</w:t>
-      </w:r>
-      <w:proofErr w:type="spellEnd"/>
-      <w:r>
-        <w:t xml:space="preserve"> de los estados en la interfaz y la </w:t>
-      </w:r>
-      <w:r>
-        <w:t>aparición</w:t>
-      </w:r>
-      <w:r>
-        <w:t xml:space="preserve"> del aviso de modo local al desactivar la </w:t>
+        <w:t xml:space="preserve"> un conjunto de verificaciones que no admiten automatizacion, por tratarse de comprobaciones perceptivas: la naturalidad de la voz sintetizada, la distinguibilidad de los estados en la interfaz y la aparicion del aviso de modo local al desactivar la </w:t>
       </w:r>
       <w:r>
         <w:t>conexión</w:t>
@@ -4374,29 +3017,17 @@
         <w:t>conversación</w:t>
       </w:r>
       <w:r>
-        <w:t xml:space="preserve"> de varios turnos consecutivos, una </w:t>
-      </w:r>
-      <w:r>
-        <w:t>petición</w:t>
-      </w:r>
-      <w:r>
-        <w:t xml:space="preserve"> que obliga al uso de una herramienta y una </w:t>
-      </w:r>
-      <w:r>
-        <w:t>interrupción</w:t>
-      </w:r>
-      <w:r>
-        <w:t xml:space="preserve"> de red durante el uso.</w:t>
-      </w:r>
-    </w:p>
-    <w:p>
-      <w:pPr>
-        <w:pStyle w:val="Ttulo1"/>
+        <w:t xml:space="preserve"> de varios turnos consecutivos, una peticion que obliga al uso de una herramienta y una interrupcion de red durante el uso.</w:t>
+      </w:r>
+    </w:p>
+    <w:p>
+      <w:pPr>
+        <w:pStyle w:val="Ttulo2"/>
         <w:rPr>
           <w:rFonts w:hint="eastAsia"/>
         </w:rPr>
       </w:pPr>
-      <w:bookmarkStart w:id="12" w:name="_Toc238841246"/>
+      <w:bookmarkStart w:id="12" w:name="_Toc238843895"/>
       <w:r>
         <w:t>3. Conclusiones y Recomendaciones</w:t>
       </w:r>
@@ -4404,39 +3035,11 @@
     </w:p>
     <w:p>
       <w:r>
-        <w:t xml:space="preserve">El desarrollo confirma que es posible construir un asistente de voz completo sobre un modelo </w:t>
-      </w:r>
-      <w:proofErr w:type="spellStart"/>
-      <w:r>
-        <w:t>pre</w:t>
-      </w:r>
-      <w:r>
-        <w:t>-</w:t>
-      </w:r>
-      <w:r>
-        <w:t>entrenado</w:t>
-      </w:r>
-      <w:proofErr w:type="spellEnd"/>
-      <w:r>
-        <w:t xml:space="preserve"> sin necesidad de entrenar ninguno. La </w:t>
-      </w:r>
-      <w:r>
-        <w:t>integración</w:t>
-      </w:r>
-      <w:r>
-        <w:t xml:space="preserve"> de los componentes resulto ser la parte menos exigente del trabajo; la </w:t>
-      </w:r>
-      <w:r>
-        <w:t>comprensión</w:t>
-      </w:r>
-      <w:r>
-        <w:t xml:space="preserve"> del funcionamiento interno de cada uno </w:t>
-      </w:r>
-      <w:r>
-        <w:t>requirió</w:t>
-      </w:r>
-      <w:r>
-        <w:t xml:space="preserve"> un esfuerzo considerablemente mayor, y es en ese punto donde el </w:t>
+        <w:t xml:space="preserve">El desarrollo confirma que es posible construir un asistente de voz completo sobre un modelo preentrenado sin necesidad de entrenar ninguno. La integracion de los componentes resulto </w:t>
+      </w:r>
+      <w:r>
+        <w:lastRenderedPageBreak/>
+        <w:t xml:space="preserve">ser la parte menos exigente del trabajo; la comprension del funcionamiento interno de cada uno requirio un esfuerzo considerablemente mayor, y es en ese punto donde el </w:t>
       </w:r>
       <w:r>
         <w:t>módulo</w:t>
@@ -4453,26 +3056,13 @@
     </w:p>
     <w:p>
       <w:r>
-        <w:lastRenderedPageBreak/>
         <w:t xml:space="preserve">La </w:t>
       </w:r>
       <w:r>
         <w:t>decisión</w:t>
       </w:r>
       <w:r>
-        <w:t xml:space="preserve"> de mayor alcance fue mantener el orquestador desacoplado del resto de componentes. Esa </w:t>
-      </w:r>
-      <w:r>
-        <w:t>separación</w:t>
-      </w:r>
-      <w:r>
-        <w:t xml:space="preserve">, adoptada inicialmente por claridad, </w:t>
-      </w:r>
-      <w:r>
-        <w:t>permitió</w:t>
-      </w:r>
-      <w:r>
-        <w:t xml:space="preserve"> incorporar posteriormente el modo sin </w:t>
+        <w:t xml:space="preserve"> de mayor alcance fue mantener el orquestador desacoplado del resto de componentes. Esa separacion, adoptada inicialmente por claridad, permitio incorporar posteriormente el modo sin </w:t>
       </w:r>
       <w:r>
         <w:t>conexión</w:t>
@@ -4495,43 +3085,13 @@
     </w:p>
     <w:p>
       <w:r>
-        <w:t xml:space="preserve">En el plano </w:t>
-      </w:r>
-      <w:r>
-        <w:t>ético</w:t>
-      </w:r>
-      <w:r>
-        <w:t xml:space="preserve">, la </w:t>
-      </w:r>
-      <w:r>
-        <w:t>conclusión</w:t>
-      </w:r>
-      <w:r>
-        <w:t xml:space="preserve"> es que no toda </w:t>
-      </w:r>
-      <w:r>
-        <w:t>limitación</w:t>
-      </w:r>
-      <w:r>
-        <w:t xml:space="preserve"> de un sistema de este tipo admite </w:t>
-      </w:r>
-      <w:r>
-        <w:t>solución</w:t>
-      </w:r>
-      <w:r>
-        <w:t xml:space="preserve"> </w:t>
+        <w:t xml:space="preserve">En el plano etico, la conclusion es que no toda limitacion de un sistema de este tipo admite solucion </w:t>
       </w:r>
       <w:r>
         <w:t>técnica</w:t>
       </w:r>
       <w:r>
-        <w:t xml:space="preserve">. Cuando el problema reside en el comportamiento del modelo y no en el </w:t>
-      </w:r>
-      <w:r>
-        <w:t>código</w:t>
-      </w:r>
-      <w:r>
-        <w:t xml:space="preserve"> que lo rodea, la </w:t>
+        <w:t xml:space="preserve">. Cuando el problema reside en el comportamiento del modelo y no en el codigo que lo rodea, la </w:t>
       </w:r>
       <w:r>
         <w:t>única</w:t>
@@ -4560,13 +3120,7 @@
         </w:numPr>
       </w:pPr>
       <w:r>
-        <w:t xml:space="preserve">Incorporar una palabra de </w:t>
-      </w:r>
-      <w:r>
-        <w:t>activación</w:t>
-      </w:r>
-      <w:r>
-        <w:t xml:space="preserve"> que evite la dependencia del </w:t>
+        <w:t xml:space="preserve">Incorporar una palabra de activacion que evite la dependencia del </w:t>
       </w:r>
       <w:r>
         <w:t>botón</w:t>
@@ -4590,13 +3144,7 @@
         </w:numPr>
       </w:pPr>
       <w:r>
-        <w:t xml:space="preserve">Sustituir el modelo local por uno de mayor </w:t>
-      </w:r>
-      <w:r>
-        <w:t>tamaño</w:t>
-      </w:r>
-      <w:r>
-        <w:t xml:space="preserve"> cuando las condiciones del equipo lo permitan, con el fin de reducir la diferencia de calidad entre ambos modos de funcionamiento.</w:t>
+        <w:t>Sustituir el modelo local por uno de mayor tamano cuando las condiciones del equipo lo permitan, con el fin de reducir la diferencia de calidad entre ambos modos de funcionamiento.</w:t>
       </w:r>
     </w:p>
     <w:p>
@@ -4608,13 +3156,7 @@
         </w:numPr>
       </w:pPr>
       <w:r>
-        <w:t xml:space="preserve">Verificar la disponibilidad de saldo en la API antes de cualquier </w:t>
-      </w:r>
-      <w:r>
-        <w:t>demostración</w:t>
-      </w:r>
-      <w:r>
-        <w:t xml:space="preserve">, dado que el modo con </w:t>
+        <w:t xml:space="preserve">Verificar la disponibilidad de saldo en la API antes de cualquier demostracion, dado que el modo con </w:t>
       </w:r>
       <w:r>
         <w:t>conexión</w:t>
@@ -4632,597 +3174,113 @@
         </w:numPr>
       </w:pPr>
       <w:r>
-        <w:t xml:space="preserve">Revisar </w:t>
-      </w:r>
-      <w:r>
-        <w:t>periódicamente</w:t>
-      </w:r>
-      <w:r>
-        <w:t xml:space="preserve"> la vigencia de los modelos seleccionados, puesto que durante el desarrollo un proveedor retiro uno de ellos con tres </w:t>
+        <w:t xml:space="preserve">Revisar periodicamente la vigencia de los modelos seleccionados, puesto que durante el desarrollo un proveedor retiro uno de ellos con tres </w:t>
       </w:r>
       <w:r>
         <w:t>días</w:t>
       </w:r>
       <w:r>
-        <w:t xml:space="preserve"> de </w:t>
-      </w:r>
-      <w:r>
-        <w:t>antelación</w:t>
-      </w:r>
-      <w:r>
-        <w:t>.</w:t>
-      </w:r>
-    </w:p>
-    <w:p>
-      <w:pPr>
-        <w:pStyle w:val="Ttulo1"/>
+        <w:t xml:space="preserve"> de antelacion.</w:t>
+      </w:r>
+    </w:p>
+    <w:p>
+      <w:pPr>
+        <w:pStyle w:val="Ttulo2"/>
         <w:rPr>
           <w:rFonts w:hint="eastAsia"/>
         </w:rPr>
       </w:pPr>
-      <w:bookmarkStart w:id="13" w:name="_Toc238841247"/>
-      <w:r>
+      <w:bookmarkStart w:id="13" w:name="_Toc238843896"/>
+      <w:r>
+        <w:lastRenderedPageBreak/>
         <w:t>4. Referencias</w:t>
       </w:r>
       <w:bookmarkEnd w:id="13"/>
     </w:p>
     <w:p>
       <w:pPr>
-        <w:pStyle w:val="Prrafodelista"/>
-        <w:numPr>
-          <w:ilvl w:val="0"/>
-          <w:numId w:val="18"/>
-        </w:numPr>
         <w:spacing w:after="120"/>
+        <w:ind w:left="709" w:hanging="709"/>
         <w:jc w:val="left"/>
       </w:pPr>
-      <w:proofErr w:type="spellStart"/>
-      <w:r>
-        <w:t>Canete</w:t>
-      </w:r>
-      <w:proofErr w:type="spellEnd"/>
-      <w:r>
-        <w:t xml:space="preserve">, J., </w:t>
-      </w:r>
-      <w:proofErr w:type="spellStart"/>
-      <w:r>
-        <w:t>Chaperon</w:t>
-      </w:r>
-      <w:proofErr w:type="spellEnd"/>
-      <w:r>
-        <w:t xml:space="preserve">, G., Fuentes, R., Ho, J.-H., Kang, H., y </w:t>
-      </w:r>
-      <w:proofErr w:type="spellStart"/>
-      <w:r>
-        <w:t>Perez</w:t>
-      </w:r>
-      <w:proofErr w:type="spellEnd"/>
-      <w:r>
-        <w:t xml:space="preserve">, J. (2020). </w:t>
-      </w:r>
-      <w:proofErr w:type="spellStart"/>
-      <w:r>
-        <w:t>Spanish</w:t>
-      </w:r>
-      <w:proofErr w:type="spellEnd"/>
-      <w:r>
-        <w:t xml:space="preserve"> </w:t>
-      </w:r>
-      <w:proofErr w:type="spellStart"/>
-      <w:r>
-        <w:t>pre-trained</w:t>
-      </w:r>
-      <w:proofErr w:type="spellEnd"/>
-      <w:r>
-        <w:t xml:space="preserve"> BERT </w:t>
-      </w:r>
-      <w:proofErr w:type="spellStart"/>
-      <w:r>
-        <w:t>model</w:t>
-      </w:r>
-      <w:proofErr w:type="spellEnd"/>
-      <w:r>
-        <w:t xml:space="preserve"> and </w:t>
-      </w:r>
-      <w:proofErr w:type="spellStart"/>
-      <w:r>
-        <w:t>evaluation</w:t>
-      </w:r>
-      <w:proofErr w:type="spellEnd"/>
-      <w:r>
-        <w:t xml:space="preserve"> data. PML4DC at ICLR 2020. </w:t>
-      </w:r>
-      <w:hyperlink r:id="rId14" w:history="1">
-        <w:r>
-          <w:rPr>
-            <w:rStyle w:val="Hipervnculo"/>
-          </w:rPr>
-          <w:t>https://github.com/dccuchile/beto</w:t>
-        </w:r>
-      </w:hyperlink>
-    </w:p>
-    <w:p>
-      <w:pPr>
-        <w:pStyle w:val="Prrafodelista"/>
-        <w:numPr>
-          <w:ilvl w:val="0"/>
-          <w:numId w:val="18"/>
-        </w:numPr>
+      <w:r>
+        <w:t>Cañete, J., Chaperon, G., Fuentes, R., Ho, J.-H., Kang, H., y Perez, J. (2020). Spanish pre-trained BERT model and evaluation data. PML4DC at ICLR 2020. https://github.com/dccuchile/beto</w:t>
+      </w:r>
+    </w:p>
+    <w:p>
+      <w:pPr>
         <w:spacing w:after="120"/>
+        <w:ind w:left="709" w:hanging="709"/>
         <w:jc w:val="left"/>
       </w:pPr>
-      <w:proofErr w:type="spellStart"/>
-      <w:r>
-        <w:lastRenderedPageBreak/>
-        <w:t>Hugging</w:t>
-      </w:r>
-      <w:proofErr w:type="spellEnd"/>
-      <w:r>
-        <w:t xml:space="preserve"> </w:t>
-      </w:r>
-      <w:proofErr w:type="spellStart"/>
-      <w:r>
-        <w:t>Face</w:t>
-      </w:r>
-      <w:proofErr w:type="spellEnd"/>
-      <w:r>
-        <w:t xml:space="preserve">. (s.f.). Transformers </w:t>
-      </w:r>
-      <w:proofErr w:type="spellStart"/>
-      <w:r>
-        <w:t>documentation</w:t>
-      </w:r>
-      <w:proofErr w:type="spellEnd"/>
-      <w:r>
-        <w:t xml:space="preserve">. Recuperado el 28 de agosto de 2026, de </w:t>
-      </w:r>
-      <w:hyperlink r:id="rId15" w:history="1">
-        <w:r>
-          <w:rPr>
-            <w:rStyle w:val="Hipervnculo"/>
-          </w:rPr>
-          <w:t>https://huggingface.co/docs/transformers</w:t>
-        </w:r>
-      </w:hyperlink>
-    </w:p>
-    <w:p>
-      <w:pPr>
-        <w:pStyle w:val="Prrafodelista"/>
-        <w:numPr>
-          <w:ilvl w:val="0"/>
-          <w:numId w:val="18"/>
-        </w:numPr>
+      <w:r>
+        <w:t>Hugging Face. (s.f.). Transformers documentation. Recuperado el 28 de agosto de 2026, de https://huggingface.co/docs/transformers</w:t>
+      </w:r>
+    </w:p>
+    <w:p>
+      <w:pPr>
         <w:spacing w:after="120"/>
+        <w:ind w:left="709" w:hanging="709"/>
         <w:jc w:val="left"/>
       </w:pPr>
       <w:r>
-        <w:t xml:space="preserve">Radford, A., Kim, J. W., </w:t>
-      </w:r>
-      <w:proofErr w:type="spellStart"/>
-      <w:r>
-        <w:t>Xu</w:t>
-      </w:r>
-      <w:proofErr w:type="spellEnd"/>
-      <w:r>
-        <w:t xml:space="preserve">, T., Brockman, G., </w:t>
-      </w:r>
-      <w:proofErr w:type="spellStart"/>
-      <w:r>
-        <w:t>McLeavey</w:t>
-      </w:r>
-      <w:proofErr w:type="spellEnd"/>
-      <w:r>
-        <w:t xml:space="preserve">, C., y </w:t>
-      </w:r>
-      <w:proofErr w:type="spellStart"/>
-      <w:r>
-        <w:t>Sutskever</w:t>
-      </w:r>
-      <w:proofErr w:type="spellEnd"/>
-      <w:r>
-        <w:t xml:space="preserve">, I. (2023). </w:t>
-      </w:r>
-      <w:proofErr w:type="spellStart"/>
-      <w:r>
-        <w:t>Robust</w:t>
-      </w:r>
-      <w:proofErr w:type="spellEnd"/>
-      <w:r>
-        <w:t xml:space="preserve"> </w:t>
-      </w:r>
-      <w:proofErr w:type="spellStart"/>
-      <w:r>
-        <w:t>speech</w:t>
-      </w:r>
-      <w:proofErr w:type="spellEnd"/>
-      <w:r>
-        <w:t xml:space="preserve"> </w:t>
-      </w:r>
-      <w:proofErr w:type="spellStart"/>
-      <w:r>
-        <w:t>recognition</w:t>
-      </w:r>
-      <w:proofErr w:type="spellEnd"/>
-      <w:r>
-        <w:t xml:space="preserve"> </w:t>
-      </w:r>
-      <w:proofErr w:type="spellStart"/>
-      <w:r>
-        <w:t>via</w:t>
-      </w:r>
-      <w:proofErr w:type="spellEnd"/>
-      <w:r>
-        <w:t xml:space="preserve"> </w:t>
-      </w:r>
-      <w:proofErr w:type="spellStart"/>
-      <w:r>
-        <w:t>large-scale</w:t>
-      </w:r>
-      <w:proofErr w:type="spellEnd"/>
-      <w:r>
-        <w:t xml:space="preserve"> </w:t>
-      </w:r>
-      <w:proofErr w:type="spellStart"/>
-      <w:r>
-        <w:t>weak</w:t>
-      </w:r>
-      <w:proofErr w:type="spellEnd"/>
-      <w:r>
-        <w:t xml:space="preserve"> </w:t>
-      </w:r>
-      <w:proofErr w:type="spellStart"/>
-      <w:r>
-        <w:t>supervision</w:t>
-      </w:r>
-      <w:proofErr w:type="spellEnd"/>
-      <w:r>
-        <w:t xml:space="preserve">. </w:t>
-      </w:r>
-      <w:proofErr w:type="spellStart"/>
-      <w:r>
-        <w:t>Proceedings</w:t>
-      </w:r>
-      <w:proofErr w:type="spellEnd"/>
-      <w:r>
-        <w:t xml:space="preserve"> </w:t>
-      </w:r>
-      <w:proofErr w:type="spellStart"/>
-      <w:r>
-        <w:t>of</w:t>
-      </w:r>
-      <w:proofErr w:type="spellEnd"/>
-      <w:r>
-        <w:t xml:space="preserve"> </w:t>
-      </w:r>
-      <w:proofErr w:type="spellStart"/>
-      <w:r>
-        <w:t>the</w:t>
-      </w:r>
-      <w:proofErr w:type="spellEnd"/>
-      <w:r>
-        <w:t xml:space="preserve"> 40th International </w:t>
-      </w:r>
-      <w:proofErr w:type="spellStart"/>
-      <w:r>
-        <w:t>Conference</w:t>
-      </w:r>
-      <w:proofErr w:type="spellEnd"/>
-      <w:r>
-        <w:t xml:space="preserve"> </w:t>
-      </w:r>
-      <w:proofErr w:type="spellStart"/>
-      <w:r>
-        <w:t>on</w:t>
-      </w:r>
-      <w:proofErr w:type="spellEnd"/>
-      <w:r>
-        <w:t xml:space="preserve"> Machine </w:t>
-      </w:r>
-      <w:proofErr w:type="spellStart"/>
-      <w:r>
-        <w:t>Learning</w:t>
-      </w:r>
-      <w:proofErr w:type="spellEnd"/>
-      <w:r>
-        <w:t xml:space="preserve">. </w:t>
-      </w:r>
-      <w:hyperlink r:id="rId16" w:history="1">
-        <w:r>
-          <w:rPr>
-            <w:rStyle w:val="Hipervnculo"/>
-          </w:rPr>
-          <w:t>https://arxiv.org/abs/2212.04356</w:t>
-        </w:r>
-      </w:hyperlink>
-    </w:p>
-    <w:p>
-      <w:pPr>
-        <w:pStyle w:val="Prrafodelista"/>
-        <w:numPr>
-          <w:ilvl w:val="0"/>
-          <w:numId w:val="18"/>
-        </w:numPr>
+        <w:t>Radford, A., Kim, J. W., Xu, T., Brockman, G., McLeavey, C., y Sutskever, I. (2023). Robust speech recognition via large-scale weak supervision. Proceedings of the 40th International Conference on Machine Learning. https://arxiv.org/abs/2212.04356</w:t>
+      </w:r>
+    </w:p>
+    <w:p>
+      <w:pPr>
         <w:spacing w:after="120"/>
+        <w:ind w:left="709" w:hanging="709"/>
         <w:jc w:val="left"/>
       </w:pPr>
       <w:r>
-        <w:t xml:space="preserve">rany2. (s.f.). </w:t>
-      </w:r>
-      <w:proofErr w:type="spellStart"/>
-      <w:r>
-        <w:t>edge-tts</w:t>
-      </w:r>
-      <w:proofErr w:type="spellEnd"/>
-      <w:r>
-        <w:t xml:space="preserve"> [Software]. GitHub. Recuperado el 28 de agosto de 2026, de </w:t>
-      </w:r>
-      <w:hyperlink r:id="rId17" w:history="1">
-        <w:r>
-          <w:rPr>
-            <w:rStyle w:val="Hipervnculo"/>
-          </w:rPr>
-          <w:t>https://github.com/rany2/edge-tts</w:t>
-        </w:r>
-      </w:hyperlink>
-    </w:p>
-    <w:p>
-      <w:pPr>
-        <w:pStyle w:val="Prrafodelista"/>
-        <w:numPr>
-          <w:ilvl w:val="0"/>
-          <w:numId w:val="18"/>
-        </w:numPr>
+        <w:t>rany2. (s.f.). edge-tts [Software]. GitHub. Recuperado el 28 de agosto de 2026, de https://github.com/rany2/edge-tts</w:t>
+      </w:r>
+    </w:p>
+    <w:p>
+      <w:pPr>
         <w:spacing w:after="120"/>
+        <w:ind w:left="709" w:hanging="709"/>
         <w:jc w:val="left"/>
       </w:pPr>
-      <w:proofErr w:type="spellStart"/>
-      <w:r>
-        <w:t>Schimansky</w:t>
-      </w:r>
-      <w:proofErr w:type="spellEnd"/>
-      <w:r>
-        <w:t xml:space="preserve">, T. (s.f.). </w:t>
-      </w:r>
-      <w:proofErr w:type="spellStart"/>
-      <w:r>
-        <w:t>CustomTkinter</w:t>
-      </w:r>
-      <w:proofErr w:type="spellEnd"/>
-      <w:r>
-        <w:t xml:space="preserve"> </w:t>
-      </w:r>
-      <w:proofErr w:type="spellStart"/>
-      <w:r>
-        <w:t>documentation</w:t>
-      </w:r>
-      <w:proofErr w:type="spellEnd"/>
-      <w:r>
-        <w:t xml:space="preserve">. Recuperado el 28 de agosto de 2026, de </w:t>
-      </w:r>
-      <w:hyperlink r:id="rId18" w:history="1">
-        <w:r>
-          <w:rPr>
-            <w:rStyle w:val="Hipervnculo"/>
-          </w:rPr>
-          <w:t>https://customtkinter.tomschimansky.com/</w:t>
-        </w:r>
-      </w:hyperlink>
-    </w:p>
-    <w:p>
-      <w:pPr>
-        <w:pStyle w:val="Prrafodelista"/>
-        <w:numPr>
-          <w:ilvl w:val="0"/>
-          <w:numId w:val="18"/>
-        </w:numPr>
+      <w:r>
+        <w:t>Schimansky, T. (s.f.). CustomTkinter documentation. Recuperado el 28 de agosto de 2026, de https://customtkinter.tomschimansky.com/</w:t>
+      </w:r>
+    </w:p>
+    <w:p>
+      <w:pPr>
         <w:spacing w:after="120"/>
+        <w:ind w:left="709" w:hanging="709"/>
         <w:jc w:val="left"/>
       </w:pPr>
       <w:r>
-        <w:t xml:space="preserve">SYSTRAN. (s.f.). </w:t>
-      </w:r>
-      <w:proofErr w:type="spellStart"/>
-      <w:r>
-        <w:t>faster-whisper</w:t>
-      </w:r>
-      <w:proofErr w:type="spellEnd"/>
-      <w:r>
-        <w:t xml:space="preserve"> [Software]. GitHub. Recuperado el 28 de agosto de 2026, de </w:t>
-      </w:r>
-      <w:hyperlink r:id="rId19" w:history="1">
-        <w:r>
-          <w:rPr>
-            <w:rStyle w:val="Hipervnculo"/>
-          </w:rPr>
-          <w:t>https://github.com/SYSTRAN/faster-whisper</w:t>
-        </w:r>
-      </w:hyperlink>
-    </w:p>
-    <w:p>
-      <w:pPr>
-        <w:pStyle w:val="Prrafodelista"/>
-        <w:numPr>
-          <w:ilvl w:val="0"/>
-          <w:numId w:val="18"/>
-        </w:numPr>
+        <w:t>SYSTRAN. (s.f.). faster-whisper [Software]. GitHub. Recuperado el 28 de agosto de 2026, de https://github.com/SYSTRAN/faster-whisper</w:t>
+      </w:r>
+    </w:p>
+    <w:p>
+      <w:pPr>
         <w:spacing w:after="120"/>
+        <w:ind w:left="709" w:hanging="709"/>
         <w:jc w:val="left"/>
       </w:pPr>
-      <w:proofErr w:type="spellStart"/>
-      <w:r>
-        <w:t>Together</w:t>
-      </w:r>
-      <w:proofErr w:type="spellEnd"/>
-      <w:r>
-        <w:t xml:space="preserve"> AI. (s.f.). </w:t>
-      </w:r>
-      <w:proofErr w:type="spellStart"/>
-      <w:r>
-        <w:t>Together</w:t>
-      </w:r>
-      <w:proofErr w:type="spellEnd"/>
-      <w:r>
-        <w:t xml:space="preserve"> AI </w:t>
-      </w:r>
-      <w:proofErr w:type="spellStart"/>
-      <w:r>
-        <w:t>documentation</w:t>
-      </w:r>
-      <w:proofErr w:type="spellEnd"/>
-      <w:r>
-        <w:t xml:space="preserve">. Recuperado el 28 de agosto de 2026, de </w:t>
-      </w:r>
-      <w:hyperlink r:id="rId20" w:history="1">
-        <w:r>
-          <w:rPr>
-            <w:rStyle w:val="Hipervnculo"/>
-          </w:rPr>
-          <w:t>https://docs.together.ai/</w:t>
-        </w:r>
-      </w:hyperlink>
-    </w:p>
-    <w:p>
-      <w:pPr>
-        <w:pStyle w:val="Prrafodelista"/>
-        <w:numPr>
-          <w:ilvl w:val="0"/>
-          <w:numId w:val="18"/>
-        </w:numPr>
+      <w:r>
+        <w:t>Together AI. (s.f.). Together AI documentation. Recuperado el 28 de agosto de 2026, de https://docs.together.ai/</w:t>
+      </w:r>
+    </w:p>
+    <w:p>
+      <w:pPr>
         <w:spacing w:after="120"/>
+        <w:ind w:left="709" w:hanging="709"/>
         <w:jc w:val="left"/>
       </w:pPr>
-      <w:proofErr w:type="spellStart"/>
-      <w:r>
-        <w:t>Vaswani</w:t>
-      </w:r>
-      <w:proofErr w:type="spellEnd"/>
-      <w:r>
-        <w:t xml:space="preserve">, A., </w:t>
-      </w:r>
-      <w:proofErr w:type="spellStart"/>
-      <w:r>
-        <w:t>Shazeer</w:t>
-      </w:r>
-      <w:proofErr w:type="spellEnd"/>
-      <w:r>
-        <w:t xml:space="preserve">, N., </w:t>
-      </w:r>
-      <w:proofErr w:type="spellStart"/>
-      <w:r>
-        <w:t>Parmar</w:t>
-      </w:r>
-      <w:proofErr w:type="spellEnd"/>
-      <w:r>
-        <w:t xml:space="preserve">, N., </w:t>
-      </w:r>
-      <w:proofErr w:type="spellStart"/>
-      <w:r>
-        <w:t>Uszkoreit</w:t>
-      </w:r>
-      <w:proofErr w:type="spellEnd"/>
-      <w:r>
-        <w:t xml:space="preserve">, J., Jones, L., </w:t>
-      </w:r>
-      <w:proofErr w:type="spellStart"/>
-      <w:r>
-        <w:t>Gomez</w:t>
-      </w:r>
-      <w:proofErr w:type="spellEnd"/>
-      <w:r>
-        <w:t xml:space="preserve">, A. N., Kaiser, L., y </w:t>
-      </w:r>
-      <w:proofErr w:type="spellStart"/>
-      <w:r>
-        <w:t>Polosukhin</w:t>
-      </w:r>
-      <w:proofErr w:type="spellEnd"/>
-      <w:r>
-        <w:t xml:space="preserve">, I. (2017). </w:t>
-      </w:r>
-      <w:proofErr w:type="spellStart"/>
-      <w:r>
-        <w:t>Attention</w:t>
-      </w:r>
-      <w:proofErr w:type="spellEnd"/>
-      <w:r>
-        <w:t xml:space="preserve"> </w:t>
-      </w:r>
-      <w:proofErr w:type="spellStart"/>
-      <w:r>
-        <w:t>is</w:t>
-      </w:r>
-      <w:proofErr w:type="spellEnd"/>
-      <w:r>
-        <w:t xml:space="preserve"> </w:t>
-      </w:r>
-      <w:proofErr w:type="spellStart"/>
-      <w:r>
-        <w:t>all</w:t>
-      </w:r>
-      <w:proofErr w:type="spellEnd"/>
-      <w:r>
-        <w:t xml:space="preserve"> </w:t>
-      </w:r>
-      <w:proofErr w:type="spellStart"/>
-      <w:r>
-        <w:t>you</w:t>
-      </w:r>
-      <w:proofErr w:type="spellEnd"/>
-      <w:r>
-        <w:t xml:space="preserve"> </w:t>
-      </w:r>
-      <w:proofErr w:type="spellStart"/>
-      <w:r>
-        <w:t>need</w:t>
-      </w:r>
-      <w:proofErr w:type="spellEnd"/>
-      <w:r>
-        <w:t xml:space="preserve">. </w:t>
-      </w:r>
-      <w:proofErr w:type="spellStart"/>
-      <w:r>
-        <w:t>Advances</w:t>
-      </w:r>
-      <w:proofErr w:type="spellEnd"/>
-      <w:r>
-        <w:t xml:space="preserve"> in Neural </w:t>
-      </w:r>
-      <w:proofErr w:type="spellStart"/>
-      <w:r>
-        <w:t>Information</w:t>
-      </w:r>
-      <w:proofErr w:type="spellEnd"/>
-      <w:r>
-        <w:t xml:space="preserve"> Processing </w:t>
-      </w:r>
-      <w:proofErr w:type="spellStart"/>
-      <w:r>
-        <w:t>Systems</w:t>
-      </w:r>
-      <w:proofErr w:type="spellEnd"/>
-      <w:r>
-        <w:t xml:space="preserve">, 30. </w:t>
-      </w:r>
-      <w:hyperlink r:id="rId21" w:history="1">
-        <w:r>
-          <w:rPr>
-            <w:rStyle w:val="Hipervnculo"/>
-          </w:rPr>
-          <w:t>https://arxiv.org/abs/1706.03762</w:t>
-        </w:r>
-      </w:hyperlink>
-    </w:p>
-    <w:p>
-      <w:pPr>
-        <w:spacing w:after="120"/>
-        <w:ind w:firstLine="0"/>
-        <w:jc w:val="left"/>
-      </w:pPr>
+      <w:r>
+        <w:t>Vaswani, A., Shazeer, N., Parmar, N., Uszkoreit, J., Jones, L., Gomez, A. N., Kaiser, L., y Polosukhin, I. (2017). Attention is all you need. Advances in Neural Information Processing Systems, 30. https://arxiv.org/abs/1706.03762</w:t>
+      </w:r>
     </w:p>
     <w:sectPr>
-      <w:headerReference w:type="default" r:id="rId22"/>
-      <w:footerReference w:type="default" r:id="rId23"/>
-      <w:footerReference w:type="first" r:id="rId24"/>
+      <w:headerReference w:type="default" r:id="rId12"/>
+      <w:footerReference w:type="default" r:id="rId13"/>
+      <w:footerReference w:type="first" r:id="rId14"/>
       <w:pgSz w:w="12240" w:h="15840"/>
       <w:pgMar w:top="1418" w:right="1418" w:bottom="1418" w:left="1418" w:header="709" w:footer="709" w:gutter="0"/>
       <w:cols w:space="708"/>
@@ -5270,7 +3328,7 @@
         <w:sz w:val="20"/>
       </w:rPr>
       <w:drawing>
-        <wp:anchor distT="0" distB="0" distL="0" distR="0" simplePos="0" relativeHeight="251661312" behindDoc="1" locked="0" layoutInCell="1" allowOverlap="1" wp14:anchorId="2B37F615" wp14:editId="1CE85527">
+        <wp:anchor distT="0" distB="0" distL="0" distR="0" simplePos="0" relativeHeight="251661312" behindDoc="1" locked="0" layoutInCell="1" allowOverlap="1" wp14:anchorId="48726B2C" wp14:editId="688660A2">
           <wp:simplePos x="0" y="0"/>
           <wp:positionH relativeFrom="margin">
             <wp:align>center</wp:align>
@@ -5400,7 +3458,7 @@
         <w:sz w:val="20"/>
       </w:rPr>
       <w:drawing>
-        <wp:anchor distT="0" distB="0" distL="0" distR="0" simplePos="0" relativeHeight="251659264" behindDoc="1" locked="0" layoutInCell="1" allowOverlap="1" wp14:anchorId="714DF570" wp14:editId="56CDAB78">
+        <wp:anchor distT="0" distB="0" distL="0" distR="0" simplePos="0" relativeHeight="251659264" behindDoc="1" locked="0" layoutInCell="1" allowOverlap="1" wp14:anchorId="3B9860F6" wp14:editId="5FCCA212">
           <wp:simplePos x="0" y="0"/>
           <wp:positionH relativeFrom="margin">
             <wp:align>center</wp:align>
@@ -6353,119 +4411,6 @@
     </w:lvl>
   </w:abstractNum>
   <w:abstractNum w:abstractNumId="8" w15:restartNumberingAfterBreak="0">
-    <w:nsid w:val="270F2872"/>
-    <w:multiLevelType w:val="hybridMultilevel"/>
-    <w:tmpl w:val="8B10560C"/>
-    <w:lvl w:ilvl="0" w:tplc="300A0001">
-      <w:start w:val="1"/>
-      <w:numFmt w:val="bullet"/>
-      <w:lvlText w:val=""/>
-      <w:lvlJc w:val="left"/>
-      <w:pPr>
-        <w:ind w:left="720" w:hanging="360"/>
-      </w:pPr>
-      <w:rPr>
-        <w:rFonts w:ascii="Symbol" w:hAnsi="Symbol" w:hint="default"/>
-      </w:rPr>
-    </w:lvl>
-    <w:lvl w:ilvl="1" w:tplc="300A0003" w:tentative="1">
-      <w:start w:val="1"/>
-      <w:numFmt w:val="bullet"/>
-      <w:lvlText w:val="o"/>
-      <w:lvlJc w:val="left"/>
-      <w:pPr>
-        <w:ind w:left="1440" w:hanging="360"/>
-      </w:pPr>
-      <w:rPr>
-        <w:rFonts w:ascii="Courier New" w:hAnsi="Courier New" w:cs="Courier New" w:hint="default"/>
-      </w:rPr>
-    </w:lvl>
-    <w:lvl w:ilvl="2" w:tplc="300A0005" w:tentative="1">
-      <w:start w:val="1"/>
-      <w:numFmt w:val="bullet"/>
-      <w:lvlText w:val=""/>
-      <w:lvlJc w:val="left"/>
-      <w:pPr>
-        <w:ind w:left="2160" w:hanging="360"/>
-      </w:pPr>
-      <w:rPr>
-        <w:rFonts w:ascii="Wingdings" w:hAnsi="Wingdings" w:hint="default"/>
-      </w:rPr>
-    </w:lvl>
-    <w:lvl w:ilvl="3" w:tplc="300A0001" w:tentative="1">
-      <w:start w:val="1"/>
-      <w:numFmt w:val="bullet"/>
-      <w:lvlText w:val=""/>
-      <w:lvlJc w:val="left"/>
-      <w:pPr>
-        <w:ind w:left="2880" w:hanging="360"/>
-      </w:pPr>
-      <w:rPr>
-        <w:rFonts w:ascii="Symbol" w:hAnsi="Symbol" w:hint="default"/>
-      </w:rPr>
-    </w:lvl>
-    <w:lvl w:ilvl="4" w:tplc="300A0003" w:tentative="1">
-      <w:start w:val="1"/>
-      <w:numFmt w:val="bullet"/>
-      <w:lvlText w:val="o"/>
-      <w:lvlJc w:val="left"/>
-      <w:pPr>
-        <w:ind w:left="3600" w:hanging="360"/>
-      </w:pPr>
-      <w:rPr>
-        <w:rFonts w:ascii="Courier New" w:hAnsi="Courier New" w:cs="Courier New" w:hint="default"/>
-      </w:rPr>
-    </w:lvl>
-    <w:lvl w:ilvl="5" w:tplc="300A0005" w:tentative="1">
-      <w:start w:val="1"/>
-      <w:numFmt w:val="bullet"/>
-      <w:lvlText w:val=""/>
-      <w:lvlJc w:val="left"/>
-      <w:pPr>
-        <w:ind w:left="4320" w:hanging="360"/>
-      </w:pPr>
-      <w:rPr>
-        <w:rFonts w:ascii="Wingdings" w:hAnsi="Wingdings" w:hint="default"/>
-      </w:rPr>
-    </w:lvl>
-    <w:lvl w:ilvl="6" w:tplc="300A0001" w:tentative="1">
-      <w:start w:val="1"/>
-      <w:numFmt w:val="bullet"/>
-      <w:lvlText w:val=""/>
-      <w:lvlJc w:val="left"/>
-      <w:pPr>
-        <w:ind w:left="5040" w:hanging="360"/>
-      </w:pPr>
-      <w:rPr>
-        <w:rFonts w:ascii="Symbol" w:hAnsi="Symbol" w:hint="default"/>
-      </w:rPr>
-    </w:lvl>
-    <w:lvl w:ilvl="7" w:tplc="300A0003" w:tentative="1">
-      <w:start w:val="1"/>
-      <w:numFmt w:val="bullet"/>
-      <w:lvlText w:val="o"/>
-      <w:lvlJc w:val="left"/>
-      <w:pPr>
-        <w:ind w:left="5760" w:hanging="360"/>
-      </w:pPr>
-      <w:rPr>
-        <w:rFonts w:ascii="Courier New" w:hAnsi="Courier New" w:cs="Courier New" w:hint="default"/>
-      </w:rPr>
-    </w:lvl>
-    <w:lvl w:ilvl="8" w:tplc="300A0005" w:tentative="1">
-      <w:start w:val="1"/>
-      <w:numFmt w:val="bullet"/>
-      <w:lvlText w:val=""/>
-      <w:lvlJc w:val="left"/>
-      <w:pPr>
-        <w:ind w:left="6480" w:hanging="360"/>
-      </w:pPr>
-      <w:rPr>
-        <w:rFonts w:ascii="Wingdings" w:hAnsi="Wingdings" w:hint="default"/>
-      </w:rPr>
-    </w:lvl>
-  </w:abstractNum>
-  <w:abstractNum w:abstractNumId="9" w15:restartNumberingAfterBreak="0">
     <w:nsid w:val="29404663"/>
     <w:multiLevelType w:val="hybridMultilevel"/>
     <w:tmpl w:val="265C2352"/>
@@ -6578,7 +4523,7 @@
       </w:rPr>
     </w:lvl>
   </w:abstractNum>
-  <w:abstractNum w:abstractNumId="10" w15:restartNumberingAfterBreak="0">
+  <w:abstractNum w:abstractNumId="9" w15:restartNumberingAfterBreak="0">
     <w:nsid w:val="3BF7374E"/>
     <w:multiLevelType w:val="hybridMultilevel"/>
     <w:tmpl w:val="ED266000"/>
@@ -6691,7 +4636,7 @@
       </w:rPr>
     </w:lvl>
   </w:abstractNum>
-  <w:abstractNum w:abstractNumId="11" w15:restartNumberingAfterBreak="0">
+  <w:abstractNum w:abstractNumId="10" w15:restartNumberingAfterBreak="0">
     <w:nsid w:val="3CE26775"/>
     <w:multiLevelType w:val="hybridMultilevel"/>
     <w:tmpl w:val="9EE40A3E"/>
@@ -6804,7 +4749,7 @@
       </w:rPr>
     </w:lvl>
   </w:abstractNum>
-  <w:abstractNum w:abstractNumId="12" w15:restartNumberingAfterBreak="0">
+  <w:abstractNum w:abstractNumId="11" w15:restartNumberingAfterBreak="0">
     <w:nsid w:val="4DCA1213"/>
     <w:multiLevelType w:val="hybridMultilevel"/>
     <w:tmpl w:val="12A6B9E2"/>
@@ -6917,7 +4862,7 @@
       </w:rPr>
     </w:lvl>
   </w:abstractNum>
-  <w:abstractNum w:abstractNumId="13" w15:restartNumberingAfterBreak="0">
+  <w:abstractNum w:abstractNumId="12" w15:restartNumberingAfterBreak="0">
     <w:nsid w:val="68E038F5"/>
     <w:multiLevelType w:val="hybridMultilevel"/>
     <w:tmpl w:val="7D964EC0"/>
@@ -7030,7 +4975,7 @@
       </w:rPr>
     </w:lvl>
   </w:abstractNum>
-  <w:abstractNum w:abstractNumId="14" w15:restartNumberingAfterBreak="0">
+  <w:abstractNum w:abstractNumId="13" w15:restartNumberingAfterBreak="0">
     <w:nsid w:val="6A0648A8"/>
     <w:multiLevelType w:val="hybridMultilevel"/>
     <w:tmpl w:val="41584AF2"/>
@@ -7143,7 +5088,7 @@
       </w:rPr>
     </w:lvl>
   </w:abstractNum>
-  <w:abstractNum w:abstractNumId="15" w15:restartNumberingAfterBreak="0">
+  <w:abstractNum w:abstractNumId="14" w15:restartNumberingAfterBreak="0">
     <w:nsid w:val="6D841EC0"/>
     <w:multiLevelType w:val="hybridMultilevel"/>
     <w:tmpl w:val="BA7A5392"/>
@@ -7256,7 +5201,7 @@
       </w:rPr>
     </w:lvl>
   </w:abstractNum>
-  <w:abstractNum w:abstractNumId="16" w15:restartNumberingAfterBreak="0">
+  <w:abstractNum w:abstractNumId="15" w15:restartNumberingAfterBreak="0">
     <w:nsid w:val="6FF42C72"/>
     <w:multiLevelType w:val="hybridMultilevel"/>
     <w:tmpl w:val="F6E66086"/>
@@ -7368,7 +5313,7 @@
       </w:rPr>
     </w:lvl>
   </w:abstractNum>
-  <w:abstractNum w:abstractNumId="17" w15:restartNumberingAfterBreak="0">
+  <w:abstractNum w:abstractNumId="16" w15:restartNumberingAfterBreak="0">
     <w:nsid w:val="75562C64"/>
     <w:multiLevelType w:val="hybridMultilevel"/>
     <w:tmpl w:val="891A431E"/>
@@ -7488,7 +5433,7 @@
     <w:abstractNumId w:val="7"/>
   </w:num>
   <w:num w:numId="3">
-    <w:abstractNumId w:val="10"/>
+    <w:abstractNumId w:val="9"/>
   </w:num>
   <w:num w:numId="4">
     <w:abstractNumId w:val="5"/>
@@ -7500,28 +5445,28 @@
     <w:abstractNumId w:val="0"/>
   </w:num>
   <w:num w:numId="7">
-    <w:abstractNumId w:val="9"/>
+    <w:abstractNumId w:val="8"/>
   </w:num>
   <w:num w:numId="8">
-    <w:abstractNumId w:val="15"/>
+    <w:abstractNumId w:val="14"/>
   </w:num>
   <w:num w:numId="9">
     <w:abstractNumId w:val="6"/>
   </w:num>
   <w:num w:numId="10">
+    <w:abstractNumId w:val="11"/>
+  </w:num>
+  <w:num w:numId="11">
+    <w:abstractNumId w:val="15"/>
+  </w:num>
+  <w:num w:numId="12">
+    <w:abstractNumId w:val="13"/>
+  </w:num>
+  <w:num w:numId="13">
     <w:abstractNumId w:val="12"/>
   </w:num>
-  <w:num w:numId="11">
+  <w:num w:numId="14">
     <w:abstractNumId w:val="16"/>
-  </w:num>
-  <w:num w:numId="12">
-    <w:abstractNumId w:val="14"/>
-  </w:num>
-  <w:num w:numId="13">
-    <w:abstractNumId w:val="13"/>
-  </w:num>
-  <w:num w:numId="14">
-    <w:abstractNumId w:val="17"/>
   </w:num>
   <w:num w:numId="15">
     <w:abstractNumId w:val="3"/>
@@ -7530,10 +5475,7 @@
     <w:abstractNumId w:val="1"/>
   </w:num>
   <w:num w:numId="17">
-    <w:abstractNumId w:val="11"/>
-  </w:num>
-  <w:num w:numId="18">
-    <w:abstractNumId w:val="8"/>
+    <w:abstractNumId w:val="10"/>
   </w:num>
   <w:numIdMacAtCleanup w:val="6"/>
 </w:numbering>
